--- a/docs/scripts/mechanical_tools.docx
+++ b/docs/scripts/mechanical_tools.docx
@@ -8,9 +8,6 @@
         <w:pStyle w:val="Heading1"/>
       </w:pPr>
       <w:r>
-        <w:rPr>
-          <w:lang w:val="en"/>
-        </w:rPr>
         <w:t xml:space="preserve">mechanical-work tools — user guide</w:t>
       </w:r>
     </w:p>
@@ -22,136 +19,85 @@
         <w:rPr>
           <w:b/>
           <w:bCs/>
-          <w:lang w:val="en"/>
         </w:rPr>
         <w:t xml:space="preserve">Revision:</w:t>
       </w:r>
       <w:r>
-        <w:rPr>
-          <w:lang w:val="en"/>
-        </w:rPr>
-        <w:t xml:space="preserve"> </w:t>
-      </w:r>
-      <w:r>
-        <w:rPr>
-          <w:lang w:val="en"/>
-        </w:rPr>
+        <w:t xml:space="preserve"> </w:t>
+      </w:r>
+      <w:r>
         <w:t xml:space="preserve">1</w:t>
       </w:r>
       <w:r>
-        <w:rPr>
-          <w:lang w:val="en"/>
-        </w:rPr>
         <w:t xml:space="preserve"> </w:t>
       </w:r>
       <w:r>
         <w:rPr>
           <w:b/>
           <w:bCs/>
-          <w:lang w:val="en"/>
         </w:rPr>
         <w:t xml:space="preserve">Last modified:</w:t>
       </w:r>
       <w:r>
-        <w:rPr>
-          <w:lang w:val="en"/>
-        </w:rPr>
-        <w:t xml:space="preserve"> </w:t>
-      </w:r>
-      <w:r>
-        <w:rPr>
-          <w:lang w:val="en"/>
-        </w:rPr>
+        <w:t xml:space="preserve"> </w:t>
+      </w:r>
+      <w:r>
         <w:t xml:space="preserve">2026-09-08T20:24:07Z</w:t>
       </w:r>
       <w:r>
-        <w:rPr>
-          <w:lang w:val="en"/>
-        </w:rPr>
         <w:t xml:space="preserve"> </w:t>
       </w:r>
       <w:r>
         <w:rPr>
           <w:b/>
           <w:bCs/>
-          <w:lang w:val="en"/>
         </w:rPr>
         <w:t xml:space="preserve">Authority:</w:t>
       </w:r>
       <w:r>
-        <w:rPr>
-          <w:lang w:val="en"/>
-        </w:rPr>
-        <w:t xml:space="preserve"> </w:t>
-      </w:r>
-      <w:r>
-        <w:rPr>
-          <w:lang w:val="en"/>
-        </w:rPr>
+        <w:t xml:space="preserve"> </w:t>
+      </w:r>
+      <w:r>
         <w:t xml:space="preserve">constitution §11.4.274 (mechanical work belongs in a script) · §11.4.273 (measuring-instrument verification) · §11.4.201 (a guard asserts the REAL condition)</w:t>
       </w:r>
       <w:r>
-        <w:rPr>
-          <w:lang w:val="en"/>
-        </w:rPr>
         <w:t xml:space="preserve"> </w:t>
       </w:r>
       <w:r>
         <w:rPr>
           <w:b/>
           <w:bCs/>
-          <w:lang w:val="en"/>
         </w:rPr>
         <w:t xml:space="preserve">Maintainer:</w:t>
       </w:r>
       <w:r>
-        <w:rPr>
-          <w:lang w:val="en"/>
-        </w:rPr>
-        <w:t xml:space="preserve"> </w:t>
-      </w:r>
-      <w:r>
-        <w:rPr>
-          <w:lang w:val="en"/>
-        </w:rPr>
+        <w:t xml:space="preserve"> </w:t>
+      </w:r>
+      <w:r>
         <w:t xml:space="preserve">constitution submodule (inherited by reference per §11.4.177 / §11.4.28(B))</w:t>
       </w:r>
       <w:r>
-        <w:rPr>
-          <w:lang w:val="en"/>
-        </w:rPr>
         <w:t xml:space="preserve"> </w:t>
       </w:r>
       <w:r>
         <w:rPr>
           <w:b/>
           <w:bCs/>
-          <w:lang w:val="en"/>
         </w:rPr>
         <w:t xml:space="preserve">Scope:</w:t>
       </w:r>
       <w:r>
-        <w:rPr>
-          <w:lang w:val="en"/>
-        </w:rPr>
-        <w:t xml:space="preserve"> </w:t>
-      </w:r>
-      <w:r>
-        <w:rPr>
-          <w:lang w:val="en"/>
-        </w:rPr>
+        <w:t xml:space="preserve"> </w:t>
+      </w:r>
+      <w:r>
         <w:t xml:space="preserve">§11.4.18 companion doc for every script under</w:t>
       </w:r>
       <w:r>
-        <w:rPr>
-          <w:lang w:val="en"/>
-        </w:rPr>
-        <w:t xml:space="preserve"> </w:t>
-      </w:r>
-      <w:r>
-        <w:rPr>
-          <w:rStyle w:val="VerbatimChar"/>
-          <w:lang w:val="en"/>
+        <w:t xml:space="preserve"> </w:t>
+      </w:r>
+      <w:r>
+        <w:rPr>
+          <w:rStyle w:val="VerbatimChar"/>
         </w:rPr>
         <w:t xml:space="preserve">constitution/scripts/mechanical/</w:t>
       </w:r>
@@ -162,9 +108,6 @@
         <w:pStyle w:val="Heading2"/>
       </w:pPr>
       <w:r>
-        <w:rPr>
-          <w:lang w:val="en"/>
-        </w:rPr>
         <w:t xml:space="preserve">What this document is, and what it is not</w:t>
       </w:r>
     </w:p>
@@ -173,54 +116,34 @@
         <w:pStyle w:val="FirstParagraph"/>
       </w:pPr>
       <w:r>
-        <w:rPr>
-          <w:lang w:val="en"/>
-        </w:rPr>
         <w:t xml:space="preserve">This is the</w:t>
       </w:r>
       <w:r>
-        <w:rPr>
-          <w:lang w:val="en"/>
-        </w:rPr>
         <w:t xml:space="preserve"> </w:t>
       </w:r>
       <w:r>
         <w:rPr>
           <w:b/>
           <w:bCs/>
-          <w:lang w:val="en"/>
         </w:rPr>
         <w:t xml:space="preserve">task-oriented user guide</w:t>
       </w:r>
       <w:r>
-        <w:rPr>
-          <w:lang w:val="en"/>
-        </w:rPr>
         <w:t xml:space="preserve">: how to reach for the right tool, what a</w:t>
       </w:r>
       <w:r>
-        <w:rPr>
-          <w:lang w:val="en"/>
-        </w:rPr>
-        <w:t xml:space="preserve"> </w:t>
-      </w:r>
-      <w:r>
-        <w:rPr>
-          <w:lang w:val="en"/>
-        </w:rPr>
+        <w:t xml:space="preserve"> </w:t>
+      </w:r>
+      <w:r>
         <w:t xml:space="preserve">correct invocation looks like, and how to read what comes back. The</w:t>
       </w:r>
       <w:r>
-        <w:rPr>
-          <w:lang w:val="en"/>
-        </w:rPr>
         <w:t xml:space="preserve"> </w:t>
       </w:r>
       <w:r>
         <w:rPr>
           <w:b/>
           <w:bCs/>
-          <w:lang w:val="en"/>
         </w:rPr>
         <w:t xml:space="preserve">reference</w:t>
       </w:r>
@@ -228,7 +151,6 @@
         <w:rPr>
           <w:b/>
           <w:bCs/>
-          <w:lang w:val="en"/>
         </w:rPr>
         <w:t xml:space="preserve"> </w:t>
       </w:r>
@@ -236,57 +158,34 @@
         <w:rPr>
           <w:b/>
           <w:bCs/>
-          <w:lang w:val="en"/>
         </w:rPr>
         <w:t xml:space="preserve">manual</w:t>
       </w:r>
       <w:r>
-        <w:rPr>
-          <w:lang w:val="en"/>
-        </w:rPr>
-        <w:t xml:space="preserve"> </w:t>
-      </w:r>
-      <w:r>
-        <w:rPr>
-          <w:lang w:val="en"/>
-        </w:rPr>
+        <w:t xml:space="preserve"> </w:t>
+      </w:r>
+      <w:r>
         <w:t xml:space="preserve">— every flag, every failure path, the forensic notes behind each design</w:t>
       </w:r>
       <w:r>
-        <w:rPr>
-          <w:lang w:val="en"/>
-        </w:rPr>
-        <w:t xml:space="preserve"> </w:t>
-      </w:r>
-      <w:r>
-        <w:rPr>
-          <w:lang w:val="en"/>
-        </w:rPr>
+        <w:t xml:space="preserve"> </w:t>
+      </w:r>
+      <w:r>
         <w:t xml:space="preserve">choice — lives beside the code at</w:t>
       </w:r>
       <w:r>
-        <w:rPr>
-          <w:lang w:val="en"/>
-        </w:rPr>
-        <w:t xml:space="preserve"> </w:t>
-      </w:r>
-      <w:r>
-        <w:rPr>
-          <w:rStyle w:val="VerbatimChar"/>
-          <w:lang w:val="en"/>
+        <w:t xml:space="preserve"> </w:t>
+      </w:r>
+      <w:r>
+        <w:rPr>
+          <w:rStyle w:val="VerbatimChar"/>
         </w:rPr>
         <w:t xml:space="preserve">constitution/scripts/mechanical/README.md</w:t>
       </w:r>
       <w:r>
-        <w:rPr>
-          <w:lang w:val="en"/>
-        </w:rPr>
-        <w:t xml:space="preserve"> </w:t>
-      </w:r>
-      <w:r>
-        <w:rPr>
-          <w:lang w:val="en"/>
-        </w:rPr>
+        <w:t xml:space="preserve"> </w:t>
+      </w:r>
+      <w:r>
         <w:t xml:space="preserve">and is not restated here (§11.4.227: extend, do not duplicate).</w:t>
       </w:r>
     </w:p>
@@ -295,21 +194,12 @@
         <w:pStyle w:val="BodyText"/>
       </w:pPr>
       <w:r>
-        <w:rPr>
-          <w:lang w:val="en"/>
-        </w:rPr>
         <w:t xml:space="preserve">Read this first when you are about to do one of the loops below by hand. Read the</w:t>
       </w:r>
       <w:r>
-        <w:rPr>
-          <w:lang w:val="en"/>
-        </w:rPr>
-        <w:t xml:space="preserve"> </w:t>
-      </w:r>
-      <w:r>
-        <w:rPr>
-          <w:lang w:val="en"/>
-        </w:rPr>
+        <w:t xml:space="preserve"> </w:t>
+      </w:r>
+      <w:r>
         <w:t xml:space="preserve">README when you need the exact semantics of a flag.</w:t>
       </w:r>
     </w:p>
@@ -320,9 +210,6 @@
         <w:pStyle w:val="Heading2"/>
       </w:pPr>
       <w:r>
-        <w:rPr>
-          <w:lang w:val="en"/>
-        </w:rPr>
         <w:t xml:space="preserve">The six tools, and the question each answers</w:t>
       </w:r>
     </w:p>
@@ -348,9 +235,6 @@
               <w:pStyle w:val="Compact"/>
             </w:pPr>
             <w:r>
-              <w:rPr>
-                <w:lang w:val="en"/>
-              </w:rPr>
               <w:t xml:space="preserve">Tool</w:t>
             </w:r>
           </w:p>
@@ -362,9 +246,6 @@
               <w:pStyle w:val="Compact"/>
             </w:pPr>
             <w:r>
-              <w:rPr>
-                <w:lang w:val="en"/>
-              </w:rPr>
               <w:t xml:space="preserve">The question</w:t>
             </w:r>
           </w:p>
@@ -376,9 +257,6 @@
               <w:pStyle w:val="Compact"/>
             </w:pPr>
             <w:r>
-              <w:rPr>
-                <w:lang w:val="en"/>
-              </w:rPr>
               <w:t xml:space="preserve">Reach for it when</w:t>
             </w:r>
           </w:p>
@@ -394,7 +272,6 @@
             <w:r>
               <w:rPr>
                 <w:rStyle w:val="VerbatimChar"/>
-                <w:lang w:val="en"/>
               </w:rPr>
               <w:t xml:space="preserve">mutation_harness.sh</w:t>
             </w:r>
@@ -407,9 +284,6 @@
               <w:pStyle w:val="Compact"/>
             </w:pPr>
             <w:r>
-              <w:rPr>
-                <w:lang w:val="en"/>
-              </w:rPr>
               <w:t xml:space="preserve">"Does this gate actually fail when its subject breaks?"</w:t>
             </w:r>
           </w:p>
@@ -421,9 +295,6 @@
               <w:pStyle w:val="Compact"/>
             </w:pPr>
             <w:r>
-              <w:rPr>
-                <w:lang w:val="en"/>
-              </w:rPr>
               <w:t xml:space="preserve">You are pairing a §1.1 mutation to a gate, or auditing an existing suite</w:t>
             </w:r>
           </w:p>
@@ -439,7 +310,6 @@
             <w:r>
               <w:rPr>
                 <w:rStyle w:val="VerbatimChar"/>
-                <w:lang w:val="en"/>
               </w:rPr>
               <w:t xml:space="preserve">census_query.sh</w:t>
             </w:r>
@@ -452,9 +322,6 @@
               <w:pStyle w:val="Compact"/>
             </w:pPr>
             <w:r>
-              <w:rPr>
-                <w:lang w:val="en"/>
-              </w:rPr>
               <w:t xml:space="preserve">"How many, and can this query even see?"</w:t>
             </w:r>
           </w:p>
@@ -466,9 +333,6 @@
               <w:pStyle w:val="Compact"/>
             </w:pPr>
             <w:r>
-              <w:rPr>
-                <w:lang w:val="en"/>
-              </w:rPr>
               <w:t xml:space="preserve">Any count, grep or inventory whose answer will drive a decision</w:t>
             </w:r>
           </w:p>
@@ -484,7 +348,6 @@
             <w:r>
               <w:rPr>
                 <w:rStyle w:val="VerbatimChar"/>
-                <w:lang w:val="en"/>
               </w:rPr>
               <w:t xml:space="preserve">suite_fanout.sh</w:t>
             </w:r>
@@ -497,9 +360,6 @@
               <w:pStyle w:val="Compact"/>
             </w:pPr>
             <w:r>
-              <w:rPr>
-                <w:lang w:val="en"/>
-              </w:rPr>
               <w:t xml:space="preserve">"What moved since the last round?"</w:t>
             </w:r>
           </w:p>
@@ -511,9 +371,6 @@
               <w:pStyle w:val="Compact"/>
             </w:pPr>
             <w:r>
-              <w:rPr>
-                <w:lang w:val="en"/>
-              </w:rPr>
               <w:t xml:space="preserve">Running N suites and comparing against a baseline</w:t>
             </w:r>
           </w:p>
@@ -529,7 +386,6 @@
             <w:r>
               <w:rPr>
                 <w:rStyle w:val="VerbatimChar"/>
-                <w:lang w:val="en"/>
               </w:rPr>
               <w:t xml:space="preserve">residue_scan.sh</w:t>
             </w:r>
@@ -542,9 +398,6 @@
               <w:pStyle w:val="Compact"/>
             </w:pPr>
             <w:r>
-              <w:rPr>
-                <w:lang w:val="en"/>
-              </w:rPr>
               <w:t xml:space="preserve">"Did a mutation marker leak into the tree?"</w:t>
             </w:r>
           </w:p>
@@ -556,9 +409,6 @@
               <w:pStyle w:val="Compact"/>
             </w:pPr>
             <w:r>
-              <w:rPr>
-                <w:lang w:val="en"/>
-              </w:rPr>
               <w:t xml:space="preserve">Before any commit that followed a mutation round (§11.4.84)</w:t>
             </w:r>
           </w:p>
@@ -574,7 +424,6 @@
             <w:r>
               <w:rPr>
                 <w:rStyle w:val="VerbatimChar"/>
-                <w:lang w:val="en"/>
               </w:rPr>
               <w:t xml:space="preserve">anchor_census.sh</w:t>
             </w:r>
@@ -587,9 +436,6 @@
               <w:pStyle w:val="Compact"/>
             </w:pPr>
             <w:r>
-              <w:rPr>
-                <w:lang w:val="en"/>
-              </w:rPr>
               <w:t xml:space="preserve">"Do all carriers declare the same anchor set?"</w:t>
             </w:r>
           </w:p>
@@ -601,9 +447,6 @@
               <w:pStyle w:val="Compact"/>
             </w:pPr>
             <w:r>
-              <w:rPr>
-                <w:lang w:val="en"/>
-              </w:rPr>
               <w:t xml:space="preserve">Governance cascade / lockstep checks (§11.4.157 / §11.4.227(B))</w:t>
             </w:r>
           </w:p>
@@ -619,7 +462,6 @@
             <w:r>
               <w:rPr>
                 <w:rStyle w:val="VerbatimChar"/>
-                <w:lang w:val="en"/>
               </w:rPr>
               <w:t xml:space="preserve">await_condition.sh</w:t>
             </w:r>
@@ -632,9 +474,6 @@
               <w:pStyle w:val="Compact"/>
             </w:pPr>
             <w:r>
-              <w:rPr>
-                <w:lang w:val="en"/>
-              </w:rPr>
               <w:t xml:space="preserve">"Has it finished yet — and did it finish, or did I give up?"</w:t>
             </w:r>
           </w:p>
@@ -646,9 +485,6 @@
               <w:pStyle w:val="Compact"/>
             </w:pPr>
             <w:r>
-              <w:rPr>
-                <w:lang w:val="en"/>
-              </w:rPr>
               <w:t xml:space="preserve">Polling for a bounded completion</w:t>
             </w:r>
           </w:p>
@@ -660,59 +496,34 @@
         <w:pStyle w:val="BodyText"/>
       </w:pPr>
       <w:r>
-        <w:rPr>
-          <w:lang w:val="en"/>
-        </w:rPr>
         <w:t xml:space="preserve">They are</w:t>
       </w:r>
       <w:r>
-        <w:rPr>
-          <w:lang w:val="en"/>
-        </w:rPr>
         <w:t xml:space="preserve"> </w:t>
       </w:r>
       <w:r>
         <w:rPr>
           <w:b/>
           <w:bCs/>
-          <w:lang w:val="en"/>
         </w:rPr>
         <w:t xml:space="preserve">inherited by reference</w:t>
       </w:r>
       <w:r>
-        <w:rPr>
-          <w:lang w:val="en"/>
-        </w:rPr>
-        <w:t xml:space="preserve"> </w:t>
-      </w:r>
-      <w:r>
-        <w:rPr>
-          <w:lang w:val="en"/>
-        </w:rPr>
+        <w:t xml:space="preserve"> </w:t>
+      </w:r>
+      <w:r>
         <w:t xml:space="preserve">(§11.4.177): invoke them from wherever the</w:t>
       </w:r>
       <w:r>
-        <w:rPr>
-          <w:lang w:val="en"/>
-        </w:rPr>
-        <w:t xml:space="preserve"> </w:t>
-      </w:r>
-      <w:r>
-        <w:rPr>
-          <w:lang w:val="en"/>
-        </w:rPr>
+        <w:t xml:space="preserve"> </w:t>
+      </w:r>
+      <w:r>
         <w:t xml:space="preserve">constitution is checked out. Never copy one into a project, and never hardcode a</w:t>
       </w:r>
       <w:r>
-        <w:rPr>
-          <w:lang w:val="en"/>
-        </w:rPr>
-        <w:t xml:space="preserve"> </w:t>
-      </w:r>
-      <w:r>
-        <w:rPr>
-          <w:lang w:val="en"/>
-        </w:rPr>
+        <w:t xml:space="preserve"> </w:t>
+      </w:r>
+      <w:r>
         <w:t xml:space="preserve">project path into one — every tool takes its target as an argument.</w:t>
       </w:r>
     </w:p>
@@ -723,9 +534,6 @@
         <w:pStyle w:val="Heading2"/>
       </w:pPr>
       <w:r>
-        <w:rPr>
-          <w:lang w:val="en"/>
-        </w:rPr>
         <w:t xml:space="preserve">The exit-code vocabulary — read this before reading any result</w:t>
       </w:r>
     </w:p>
@@ -734,41 +542,25 @@
         <w:pStyle w:val="FirstParagraph"/>
       </w:pPr>
       <w:r>
-        <w:rPr>
-          <w:lang w:val="en"/>
-        </w:rPr>
         <w:t xml:space="preserve">Every tool uses the same three-value vocabulary, and the whole point is that</w:t>
       </w:r>
       <w:r>
-        <w:rPr>
-          <w:lang w:val="en"/>
-        </w:rPr>
-        <w:t xml:space="preserve"> </w:t>
-      </w:r>
-      <w:r>
-        <w:rPr>
-          <w:lang w:val="en"/>
-        </w:rPr>
+        <w:t xml:space="preserve"> </w:t>
+      </w:r>
+      <w:r>
         <w:t xml:space="preserve">they are</w:t>
       </w:r>
       <w:r>
-        <w:rPr>
-          <w:lang w:val="en"/>
-        </w:rPr>
         <w:t xml:space="preserve"> </w:t>
       </w:r>
       <w:r>
         <w:rPr>
           <w:b/>
           <w:bCs/>
-          <w:lang w:val="en"/>
         </w:rPr>
         <w:t xml:space="preserve">three different facts</w:t>
       </w:r>
       <w:r>
-        <w:rPr>
-          <w:lang w:val="en"/>
-        </w:rPr>
         <w:t xml:space="preserve">:</w:t>
       </w:r>
     </w:p>
@@ -794,9 +586,6 @@
               <w:pStyle w:val="Compact"/>
             </w:pPr>
             <w:r>
-              <w:rPr>
-                <w:lang w:val="en"/>
-              </w:rPr>
               <w:t xml:space="preserve">Code</w:t>
             </w:r>
           </w:p>
@@ -808,9 +597,6 @@
               <w:pStyle w:val="Compact"/>
             </w:pPr>
             <w:r>
-              <w:rPr>
-                <w:lang w:val="en"/>
-              </w:rPr>
               <w:t xml:space="preserve">Meaning</w:t>
             </w:r>
           </w:p>
@@ -822,9 +608,6 @@
               <w:pStyle w:val="Compact"/>
             </w:pPr>
             <w:r>
-              <w:rPr>
-                <w:lang w:val="en"/>
-              </w:rPr>
               <w:t xml:space="preserve">The mistake it prevents</w:t>
             </w:r>
           </w:p>
@@ -840,7 +623,6 @@
             <w:r>
               <w:rPr>
                 <w:rStyle w:val="VerbatimChar"/>
-                <w:lang w:val="en"/>
               </w:rPr>
               <w:t xml:space="preserve">0</w:t>
             </w:r>
@@ -853,9 +635,6 @@
               <w:pStyle w:val="Compact"/>
             </w:pPr>
             <w:r>
-              <w:rPr>
-                <w:lang w:val="en"/>
-              </w:rPr>
               <w:t xml:space="preserve">ran; outcome matched expectation</w:t>
             </w:r>
           </w:p>
@@ -867,9 +646,6 @@
               <w:pStyle w:val="Compact"/>
             </w:pPr>
             <w:r>
-              <w:rPr>
-                <w:lang w:val="en"/>
-              </w:rPr>
               <w:t xml:space="preserve">—</w:t>
             </w:r>
           </w:p>
@@ -885,7 +661,6 @@
             <w:r>
               <w:rPr>
                 <w:rStyle w:val="VerbatimChar"/>
-                <w:lang w:val="en"/>
               </w:rPr>
               <w:t xml:space="preserve">1</w:t>
             </w:r>
@@ -898,35 +673,22 @@
               <w:pStyle w:val="Compact"/>
             </w:pPr>
             <w:r>
-              <w:rPr>
-                <w:lang w:val="en"/>
-              </w:rPr>
               <w:t xml:space="preserve">ran;</w:t>
             </w:r>
             <w:r>
-              <w:rPr>
-                <w:lang w:val="en"/>
-              </w:rPr>
               <w:t xml:space="preserve"> </w:t>
             </w:r>
             <w:r>
               <w:rPr>
                 <w:b/>
                 <w:bCs/>
-                <w:lang w:val="en"/>
               </w:rPr>
               <w:t xml:space="preserve">found something</w:t>
             </w:r>
             <w:r>
-              <w:rPr>
-                <w:lang w:val="en"/>
-              </w:rPr>
               <w:t xml:space="preserve"> </w:t>
             </w:r>
             <w:r>
-              <w:rPr>
-                <w:lang w:val="en"/>
-              </w:rPr>
               <w:t xml:space="preserve">(a finding)</w:t>
             </w:r>
           </w:p>
@@ -938,9 +700,6 @@
               <w:pStyle w:val="Compact"/>
             </w:pPr>
             <w:r>
-              <w:rPr>
-                <w:lang w:val="en"/>
-              </w:rPr>
               <w:t xml:space="preserve">reading a real finding as an error and dismissing it</w:t>
             </w:r>
           </w:p>
@@ -956,7 +715,6 @@
             <w:r>
               <w:rPr>
                 <w:rStyle w:val="VerbatimChar"/>
-                <w:lang w:val="en"/>
               </w:rPr>
               <w:t xml:space="preserve">2</w:t>
             </w:r>
@@ -972,20 +730,13 @@
               <w:rPr>
                 <w:b/>
                 <w:bCs/>
-                <w:lang w:val="en"/>
               </w:rPr>
               <w:t xml:space="preserve">could not run</w:t>
             </w:r>
             <w:r>
-              <w:rPr>
-                <w:lang w:val="en"/>
-              </w:rPr>
               <w:t xml:space="preserve"> </w:t>
             </w:r>
             <w:r>
-              <w:rPr>
-                <w:lang w:val="en"/>
-              </w:rPr>
               <w:t xml:space="preserve">— bad args, missing target, a failed control</w:t>
             </w:r>
           </w:p>
@@ -997,9 +748,6 @@
               <w:pStyle w:val="Compact"/>
             </w:pPr>
             <w:r>
-              <w:rPr>
-                <w:lang w:val="en"/>
-              </w:rPr>
               <w:t xml:space="preserve">reading "could not look" as "found nothing"</w:t>
             </w:r>
           </w:p>
@@ -1015,7 +763,6 @@
             <w:r>
               <w:rPr>
                 <w:rStyle w:val="VerbatimChar"/>
-                <w:lang w:val="en"/>
               </w:rPr>
               <w:t xml:space="preserve">3</w:t>
             </w:r>
@@ -1028,54 +775,34 @@
               <w:pStyle w:val="Compact"/>
             </w:pPr>
             <w:r>
-              <w:rPr>
-                <w:lang w:val="en"/>
-              </w:rPr>
               <w:t xml:space="preserve">a bounded wait</w:t>
             </w:r>
             <w:r>
-              <w:rPr>
-                <w:lang w:val="en"/>
-              </w:rPr>
               <w:t xml:space="preserve"> </w:t>
             </w:r>
             <w:r>
               <w:rPr>
                 <w:b/>
                 <w:bCs/>
-                <w:lang w:val="en"/>
               </w:rPr>
               <w:t xml:space="preserve">expired</w:t>
             </w:r>
             <w:r>
-              <w:rPr>
-                <w:lang w:val="en"/>
-              </w:rPr>
               <w:t xml:space="preserve"> </w:t>
             </w:r>
             <w:r>
-              <w:rPr>
-                <w:lang w:val="en"/>
-              </w:rPr>
               <w:t xml:space="preserve">(</w:t>
             </w:r>
             <w:r>
               <w:rPr>
                 <w:rStyle w:val="VerbatimChar"/>
-                <w:lang w:val="en"/>
               </w:rPr>
               <w:t xml:space="preserve">await_condition.sh</w:t>
             </w:r>
             <w:r>
-              <w:rPr>
-                <w:lang w:val="en"/>
-              </w:rPr>
               <w:t xml:space="preserve"> </w:t>
             </w:r>
             <w:r>
-              <w:rPr>
-                <w:lang w:val="en"/>
-              </w:rPr>
               <w:t xml:space="preserve">only)</w:t>
             </w:r>
           </w:p>
@@ -1087,9 +814,6 @@
               <w:pStyle w:val="Compact"/>
             </w:pPr>
             <w:r>
-              <w:rPr>
-                <w:lang w:val="en"/>
-              </w:rPr>
               <w:t xml:space="preserve">reading a timeout as success</w:t>
             </w:r>
           </w:p>
@@ -1101,108 +825,63 @@
         <w:pStyle w:val="BodyText"/>
       </w:pPr>
       <w:r>
-        <w:rPr>
-          <w:lang w:val="en"/>
-        </w:rPr>
         <w:t xml:space="preserve">A tool that collapsed</w:t>
       </w:r>
       <w:r>
-        <w:rPr>
-          <w:lang w:val="en"/>
-        </w:rPr>
-        <w:t xml:space="preserve"> </w:t>
-      </w:r>
-      <w:r>
-        <w:rPr>
-          <w:rStyle w:val="VerbatimChar"/>
-          <w:lang w:val="en"/>
+        <w:t xml:space="preserve"> </w:t>
+      </w:r>
+      <w:r>
+        <w:rPr>
+          <w:rStyle w:val="VerbatimChar"/>
         </w:rPr>
         <w:t xml:space="preserve">0</w:t>
       </w:r>
       <w:r>
-        <w:rPr>
-          <w:lang w:val="en"/>
-        </w:rPr>
-        <w:t xml:space="preserve"> </w:t>
-      </w:r>
-      <w:r>
-        <w:rPr>
-          <w:lang w:val="en"/>
-        </w:rPr>
+        <w:t xml:space="preserve"> </w:t>
+      </w:r>
+      <w:r>
         <w:t xml:space="preserve">and</w:t>
       </w:r>
       <w:r>
-        <w:rPr>
-          <w:lang w:val="en"/>
-        </w:rPr>
-        <w:t xml:space="preserve"> </w:t>
-      </w:r>
-      <w:r>
-        <w:rPr>
-          <w:rStyle w:val="VerbatimChar"/>
-          <w:lang w:val="en"/>
+        <w:t xml:space="preserve"> </w:t>
+      </w:r>
+      <w:r>
+        <w:rPr>
+          <w:rStyle w:val="VerbatimChar"/>
         </w:rPr>
         <w:t xml:space="preserve">2</w:t>
       </w:r>
       <w:r>
-        <w:rPr>
-          <w:lang w:val="en"/>
-        </w:rPr>
-        <w:t xml:space="preserve"> </w:t>
-      </w:r>
-      <w:r>
-        <w:rPr>
-          <w:lang w:val="en"/>
-        </w:rPr>
+        <w:t xml:space="preserve"> </w:t>
+      </w:r>
+      <w:r>
         <w:t xml:space="preserve">would turn a broken instrument into a clean</w:t>
       </w:r>
       <w:r>
-        <w:rPr>
-          <w:lang w:val="en"/>
-        </w:rPr>
-        <w:t xml:space="preserve"> </w:t>
-      </w:r>
-      <w:r>
-        <w:rPr>
-          <w:lang w:val="en"/>
-        </w:rPr>
+        <w:t xml:space="preserve"> </w:t>
+      </w:r>
+      <w:r>
         <w:t xml:space="preserve">bill of health. That is the failure this vocabulary exists to make impossible,</w:t>
       </w:r>
       <w:r>
-        <w:rPr>
-          <w:lang w:val="en"/>
-        </w:rPr>
-        <w:t xml:space="preserve"> </w:t>
-      </w:r>
-      <w:r>
-        <w:rPr>
-          <w:lang w:val="en"/>
-        </w:rPr>
+        <w:t xml:space="preserve"> </w:t>
+      </w:r>
+      <w:r>
         <w:t xml:space="preserve">and it is why none of these tools has a</w:t>
       </w:r>
       <w:r>
-        <w:rPr>
-          <w:lang w:val="en"/>
-        </w:rPr>
-        <w:t xml:space="preserve"> </w:t>
-      </w:r>
-      <w:r>
-        <w:rPr>
-          <w:rStyle w:val="VerbatimChar"/>
-          <w:lang w:val="en"/>
+        <w:t xml:space="preserve"> </w:t>
+      </w:r>
+      <w:r>
+        <w:rPr>
+          <w:rStyle w:val="VerbatimChar"/>
         </w:rPr>
         <w:t xml:space="preserve">--quiet-failures</w:t>
       </w:r>
       <w:r>
-        <w:rPr>
-          <w:lang w:val="en"/>
-        </w:rPr>
-        <w:t xml:space="preserve"> </w:t>
-      </w:r>
-      <w:r>
-        <w:rPr>
-          <w:lang w:val="en"/>
-        </w:rPr>
+        <w:t xml:space="preserve"> </w:t>
+      </w:r>
+      <w:r>
         <w:t xml:space="preserve">style flag.</w:t>
       </w:r>
     </w:p>
@@ -1220,9 +899,6 @@
         <w:pStyle w:val="Heading2"/>
       </w:pPr>
       <w:r>
-        <w:rPr>
-          <w:lang w:val="en"/>
-        </w:rPr>
         <w:t xml:space="preserve">Task: prove a gate is real (paired §1.1 mutation)</w:t>
       </w:r>
     </w:p>
@@ -1231,33 +907,18 @@
         <w:pStyle w:val="FirstParagraph"/>
       </w:pPr>
       <w:r>
-        <w:rPr>
-          <w:lang w:val="en"/>
-        </w:rPr>
         <w:t xml:space="preserve">The loop — copy the tree, apply a one-line edit, run the suite, read the</w:t>
       </w:r>
       <w:r>
-        <w:rPr>
-          <w:lang w:val="en"/>
-        </w:rPr>
-        <w:t xml:space="preserve"> </w:t>
-      </w:r>
-      <w:r>
-        <w:rPr>
-          <w:lang w:val="en"/>
-        </w:rPr>
+        <w:t xml:space="preserve"> </w:t>
+      </w:r>
+      <w:r>
         <w:t xml:space="preserve">summary, restore, verify the restore — is deterministic and decision-free, so it</w:t>
       </w:r>
       <w:r>
-        <w:rPr>
-          <w:lang w:val="en"/>
-        </w:rPr>
-        <w:t xml:space="preserve"> </w:t>
-      </w:r>
-      <w:r>
-        <w:rPr>
-          <w:lang w:val="en"/>
-        </w:rPr>
+        <w:t xml:space="preserve"> </w:t>
+      </w:r>
+      <w:r>
         <w:t xml:space="preserve">belongs in a script rather than in an agent's context (§11.4.274).</w:t>
       </w:r>
     </w:p>
@@ -1571,9 +1232,6 @@
         <w:pStyle w:val="FirstParagraph"/>
       </w:pPr>
       <w:r>
-        <w:rPr>
-          <w:lang w:val="en"/>
-        </w:rPr>
         <w:t xml:space="preserve">Read the verdict line:</w:t>
       </w:r>
     </w:p>
@@ -1584,7 +1242,6 @@
       <w:r>
         <w:rPr>
           <w:rStyle w:val="VerbatimChar"/>
-          <w:lang w:val="en"/>
         </w:rPr>
         <w:t xml:space="preserve">MUTATION M1: EXPECTED-FAIL got 23 failed / 35 passed [OK]</w:t>
       </w:r>
@@ -1594,7 +1251,6 @@
       <w:r>
         <w:rPr>
           <w:rStyle w:val="VerbatimChar"/>
-          <w:lang w:val="en"/>
         </w:rPr>
         <w:t xml:space="preserve">  suite=... mode=scratch-copy replacements=1 suite_rc=1</w:t>
       </w:r>
@@ -1604,7 +1260,6 @@
       <w:r>
         <w:rPr>
           <w:rStyle w:val="VerbatimChar"/>
-          <w:lang w:val="en"/>
         </w:rPr>
         <w:t xml:space="preserve">  parsed_line=✗ 23 failed, 35 passed</w:t>
       </w:r>
@@ -1614,7 +1269,6 @@
       <w:r>
         <w:rPr>
           <w:rStyle w:val="VerbatimChar"/>
-          <w:lang w:val="en"/>
         </w:rPr>
         <w:t xml:space="preserve">  tree_fingerprint_unchanged=a3618d114d51a2b0962f6dc3f853b847</w:t>
       </w:r>
@@ -1630,39 +1284,25 @@
       <w:r>
         <w:rPr>
           <w:rStyle w:val="VerbatimChar"/>
-          <w:lang w:val="en"/>
         </w:rPr>
         <w:t xml:space="preserve">[OK]</w:t>
       </w:r>
       <w:r>
-        <w:rPr>
-          <w:lang w:val="en"/>
-        </w:rPr>
-        <w:t xml:space="preserve"> </w:t>
-      </w:r>
-      <w:r>
-        <w:rPr>
-          <w:lang w:val="en"/>
-        </w:rPr>
+        <w:t xml:space="preserve"> </w:t>
+      </w:r>
+      <w:r>
         <w:t xml:space="preserve">— the outcome matched</w:t>
       </w:r>
       <w:r>
-        <w:rPr>
-          <w:lang w:val="en"/>
-        </w:rPr>
-        <w:t xml:space="preserve"> </w:t>
-      </w:r>
-      <w:r>
-        <w:rPr>
-          <w:rStyle w:val="VerbatimChar"/>
-          <w:lang w:val="en"/>
+        <w:t xml:space="preserve"> </w:t>
+      </w:r>
+      <w:r>
+        <w:rPr>
+          <w:rStyle w:val="VerbatimChar"/>
         </w:rPr>
         <w:t xml:space="preserve">--expect</w:t>
       </w:r>
       <w:r>
-        <w:rPr>
-          <w:lang w:val="en"/>
-        </w:rPr>
         <w:t xml:space="preserve">.</w:t>
       </w:r>
     </w:p>
@@ -1677,58 +1317,35 @@
       <w:r>
         <w:rPr>
           <w:rStyle w:val="VerbatimChar"/>
-          <w:lang w:val="en"/>
         </w:rPr>
         <w:t xml:space="preserve">[VIOLATION]</w:t>
       </w:r>
       <w:r>
-        <w:rPr>
-          <w:lang w:val="en"/>
-        </w:rPr>
-        <w:t xml:space="preserve"> </w:t>
-      </w:r>
-      <w:r>
-        <w:rPr>
-          <w:lang w:val="en"/>
-        </w:rPr>
+        <w:t xml:space="preserve"> </w:t>
+      </w:r>
+      <w:r>
         <w:t xml:space="preserve">— it did not.</w:t>
       </w:r>
       <w:r>
-        <w:rPr>
-          <w:lang w:val="en"/>
-        </w:rPr>
         <w:t xml:space="preserve"> </w:t>
       </w:r>
       <w:r>
         <w:rPr>
           <w:b/>
           <w:bCs/>
-          <w:lang w:val="en"/>
         </w:rPr>
         <w:t xml:space="preserve">This is the finding.</w:t>
       </w:r>
       <w:r>
-        <w:rPr>
-          <w:lang w:val="en"/>
-        </w:rPr>
-        <w:t xml:space="preserve"> </w:t>
-      </w:r>
-      <w:r>
-        <w:rPr>
-          <w:lang w:val="en"/>
-        </w:rPr>
+        <w:t xml:space="preserve"> </w:t>
+      </w:r>
+      <w:r>
         <w:t xml:space="preserve">A mutation that leaves a</w:t>
       </w:r>
       <w:r>
-        <w:rPr>
-          <w:lang w:val="en"/>
-        </w:rPr>
-        <w:t xml:space="preserve"> </w:t>
-      </w:r>
-      <w:r>
-        <w:rPr>
-          <w:lang w:val="en"/>
-        </w:rPr>
+        <w:t xml:space="preserve"> </w:t>
+      </w:r>
+      <w:r>
         <w:t xml:space="preserve">suite green means the suite does not guard the thing you mutated.</w:t>
       </w:r>
     </w:p>
@@ -1743,119 +1360,70 @@
       <w:r>
         <w:rPr>
           <w:rStyle w:val="VerbatimChar"/>
-          <w:lang w:val="en"/>
         </w:rPr>
         <w:t xml:space="preserve">replacements=1</w:t>
       </w:r>
       <w:r>
-        <w:rPr>
-          <w:lang w:val="en"/>
-        </w:rPr>
-        <w:t xml:space="preserve"> </w:t>
-      </w:r>
-      <w:r>
-        <w:rPr>
-          <w:lang w:val="en"/>
-        </w:rPr>
+        <w:t xml:space="preserve"> </w:t>
+      </w:r>
+      <w:r>
         <w:t xml:space="preserve">— the mutation was actually applied.</w:t>
       </w:r>
       <w:r>
-        <w:rPr>
-          <w:lang w:val="en"/>
-        </w:rPr>
-        <w:t xml:space="preserve"> </w:t>
-      </w:r>
-      <w:r>
-        <w:rPr>
-          <w:rStyle w:val="VerbatimChar"/>
-          <w:lang w:val="en"/>
+        <w:t xml:space="preserve"> </w:t>
+      </w:r>
+      <w:r>
+        <w:rPr>
+          <w:rStyle w:val="VerbatimChar"/>
         </w:rPr>
         <w:t xml:space="preserve">0</w:t>
       </w:r>
       <w:r>
-        <w:rPr>
-          <w:lang w:val="en"/>
-        </w:rPr>
-        <w:t xml:space="preserve"> </w:t>
-      </w:r>
-      <w:r>
-        <w:rPr>
-          <w:lang w:val="en"/>
-        </w:rPr>
+        <w:t xml:space="preserve"> </w:t>
+      </w:r>
+      <w:r>
         <w:t xml:space="preserve">never gets here:</w:t>
       </w:r>
       <w:r>
-        <w:rPr>
-          <w:lang w:val="en"/>
-        </w:rPr>
-        <w:t xml:space="preserve"> </w:t>
-      </w:r>
-      <w:r>
-        <w:rPr>
-          <w:lang w:val="en"/>
-        </w:rPr>
+        <w:t xml:space="preserve"> </w:t>
+      </w:r>
+      <w:r>
         <w:t xml:space="preserve">an absent</w:t>
       </w:r>
       <w:r>
-        <w:rPr>
-          <w:lang w:val="en"/>
-        </w:rPr>
-        <w:t xml:space="preserve"> </w:t>
-      </w:r>
-      <w:r>
-        <w:rPr>
-          <w:rStyle w:val="VerbatimChar"/>
-          <w:lang w:val="en"/>
+        <w:t xml:space="preserve"> </w:t>
+      </w:r>
+      <w:r>
+        <w:rPr>
+          <w:rStyle w:val="VerbatimChar"/>
         </w:rPr>
         <w:t xml:space="preserve">--from</w:t>
       </w:r>
       <w:r>
-        <w:rPr>
-          <w:lang w:val="en"/>
-        </w:rPr>
-        <w:t xml:space="preserve"> </w:t>
-      </w:r>
-      <w:r>
-        <w:rPr>
-          <w:lang w:val="en"/>
-        </w:rPr>
+        <w:t xml:space="preserve"> </w:t>
+      </w:r>
+      <w:r>
         <w:t xml:space="preserve">exits</w:t>
       </w:r>
       <w:r>
-        <w:rPr>
-          <w:lang w:val="en"/>
-        </w:rPr>
-        <w:t xml:space="preserve"> </w:t>
-      </w:r>
-      <w:r>
-        <w:rPr>
-          <w:rStyle w:val="VerbatimChar"/>
-          <w:lang w:val="en"/>
+        <w:t xml:space="preserve"> </w:t>
+      </w:r>
+      <w:r>
+        <w:rPr>
+          <w:rStyle w:val="VerbatimChar"/>
         </w:rPr>
         <w:t xml:space="preserve">2</w:t>
       </w:r>
       <w:r>
-        <w:rPr>
-          <w:lang w:val="en"/>
-        </w:rPr>
-        <w:t xml:space="preserve"> </w:t>
-      </w:r>
-      <w:r>
-        <w:rPr>
-          <w:lang w:val="en"/>
-        </w:rPr>
+        <w:t xml:space="preserve"> </w:t>
+      </w:r>
+      <w:r>
         <w:t xml:space="preserve">rather than reporting a suite result, because a</w:t>
       </w:r>
       <w:r>
-        <w:rPr>
-          <w:lang w:val="en"/>
-        </w:rPr>
-        <w:t xml:space="preserve"> </w:t>
-      </w:r>
-      <w:r>
-        <w:rPr>
-          <w:lang w:val="en"/>
-        </w:rPr>
+        <w:t xml:space="preserve"> </w:t>
+      </w:r>
+      <w:r>
         <w:t xml:space="preserve">result from an unapplied mutation describes nothing.</w:t>
       </w:r>
     </w:p>
@@ -1870,20 +1438,13 @@
       <w:r>
         <w:rPr>
           <w:rStyle w:val="VerbatimChar"/>
-          <w:lang w:val="en"/>
         </w:rPr>
         <w:t xml:space="preserve">tree_fingerprint_unchanged=</w:t>
       </w:r>
       <w:r>
-        <w:rPr>
-          <w:lang w:val="en"/>
-        </w:rPr>
-        <w:t xml:space="preserve"> </w:t>
-      </w:r>
-      <w:r>
-        <w:rPr>
-          <w:lang w:val="en"/>
-        </w:rPr>
+        <w:t xml:space="preserve"> </w:t>
+      </w:r>
+      <w:r>
         <w:t xml:space="preserve">— proof your real tree was not modified.</w:t>
       </w:r>
     </w:p>
@@ -1895,145 +1456,86 @@
         <w:rPr>
           <w:b/>
           <w:bCs/>
-          <w:lang w:val="en"/>
         </w:rPr>
         <w:t xml:space="preserve">Two traps worth knowing before you trust a number.</w:t>
       </w:r>
       <w:r>
-        <w:rPr>
-          <w:lang w:val="en"/>
-        </w:rPr>
-        <w:t xml:space="preserve"> </w:t>
-      </w:r>
-      <w:r>
-        <w:rPr>
-          <w:lang w:val="en"/>
-        </w:rPr>
+        <w:t xml:space="preserve"> </w:t>
+      </w:r>
+      <w:r>
         <w:t xml:space="preserve">First, harness summary</w:t>
       </w:r>
       <w:r>
-        <w:rPr>
-          <w:lang w:val="en"/>
-        </w:rPr>
-        <w:t xml:space="preserve"> </w:t>
-      </w:r>
-      <w:r>
-        <w:rPr>
-          <w:lang w:val="en"/>
-        </w:rPr>
+        <w:t xml:space="preserve"> </w:t>
+      </w:r>
+      <w:r>
         <w:t xml:space="preserve">fields swap order between pass and fail (</w:t>
       </w:r>
       <w:r>
         <w:rPr>
           <w:rStyle w:val="VerbatimChar"/>
-          <w:lang w:val="en"/>
         </w:rPr>
         <w:t xml:space="preserve">58 passed, 0 failed</w:t>
       </w:r>
       <w:r>
-        <w:rPr>
-          <w:lang w:val="en"/>
-        </w:rPr>
-        <w:t xml:space="preserve"> </w:t>
-      </w:r>
-      <w:r>
-        <w:rPr>
-          <w:lang w:val="en"/>
-        </w:rPr>
+        <w:t xml:space="preserve"> </w:t>
+      </w:r>
+      <w:r>
         <w:t xml:space="preserve">vs</w:t>
       </w:r>
       <w:r>
-        <w:rPr>
-          <w:lang w:val="en"/>
-        </w:rPr>
-        <w:t xml:space="preserve"> </w:t>
-      </w:r>
-      <w:r>
-        <w:rPr>
-          <w:rStyle w:val="VerbatimChar"/>
-          <w:lang w:val="en"/>
+        <w:t xml:space="preserve"> </w:t>
+      </w:r>
+      <w:r>
+        <w:rPr>
+          <w:rStyle w:val="VerbatimChar"/>
         </w:rPr>
         <w:t xml:space="preserve">23 failed, 35 passed</w:t>
       </w:r>
       <w:r>
-        <w:rPr>
-          <w:lang w:val="en"/>
-        </w:rPr>
         <w:t xml:space="preserve">), so positional parsing reads a failing run as 23 passes — each count is</w:t>
       </w:r>
       <w:r>
-        <w:rPr>
-          <w:lang w:val="en"/>
-        </w:rPr>
-        <w:t xml:space="preserve"> </w:t>
-      </w:r>
-      <w:r>
-        <w:rPr>
-          <w:lang w:val="en"/>
-        </w:rPr>
+        <w:t xml:space="preserve"> </w:t>
+      </w:r>
+      <w:r>
         <w:t xml:space="preserve">located by its own label instead. Second,</w:t>
       </w:r>
       <w:r>
-        <w:rPr>
-          <w:lang w:val="en"/>
-        </w:rPr>
-        <w:t xml:space="preserve"> </w:t>
-      </w:r>
-      <w:r>
-        <w:rPr>
-          <w:rStyle w:val="VerbatimChar"/>
-          <w:lang w:val="en"/>
+        <w:t xml:space="preserve"> </w:t>
+      </w:r>
+      <w:r>
+        <w:rPr>
+          <w:rStyle w:val="VerbatimChar"/>
         </w:rPr>
         <w:t xml:space="preserve">--env-knob</w:t>
       </w:r>
       <w:r>
-        <w:rPr>
-          <w:lang w:val="en"/>
-        </w:rPr>
-        <w:t xml:space="preserve"> </w:t>
-      </w:r>
-      <w:r>
-        <w:rPr>
-          <w:lang w:val="en"/>
-        </w:rPr>
+        <w:t xml:space="preserve"> </w:t>
+      </w:r>
+      <w:r>
         <w:t xml:space="preserve">runs the suite from the</w:t>
       </w:r>
       <w:r>
-        <w:rPr>
-          <w:lang w:val="en"/>
-        </w:rPr>
         <w:t xml:space="preserve"> </w:t>
       </w:r>
       <w:r>
         <w:rPr>
           <w:b/>
           <w:bCs/>
-          <w:lang w:val="en"/>
         </w:rPr>
         <w:t xml:space="preserve">original</w:t>
       </w:r>
       <w:r>
-        <w:rPr>
-          <w:lang w:val="en"/>
-        </w:rPr>
-        <w:t xml:space="preserve"> </w:t>
-      </w:r>
-      <w:r>
-        <w:rPr>
-          <w:lang w:val="en"/>
-        </w:rPr>
+        <w:t xml:space="preserve"> </w:t>
+      </w:r>
+      <w:r>
         <w:t xml:space="preserve">tree; a suite that writes an artifact beside itself will write into</w:t>
       </w:r>
       <w:r>
-        <w:rPr>
-          <w:lang w:val="en"/>
-        </w:rPr>
-        <w:t xml:space="preserve"> </w:t>
-      </w:r>
-      <w:r>
-        <w:rPr>
-          <w:lang w:val="en"/>
-        </w:rPr>
+        <w:t xml:space="preserve"> </w:t>
+      </w:r>
+      <w:r>
         <w:t xml:space="preserve">your real repository. Prefer the default scratch-copy mode.</w:t>
       </w:r>
     </w:p>
@@ -2051,9 +1553,6 @@
         <w:pStyle w:val="Heading2"/>
       </w:pPr>
       <w:r>
-        <w:rPr>
-          <w:lang w:val="en"/>
-        </w:rPr>
         <w:t xml:space="preserve">Task: count something without lying about it</w:t>
       </w:r>
     </w:p>
@@ -2062,45 +1561,24 @@
         <w:pStyle w:val="FirstParagraph"/>
       </w:pPr>
       <w:r>
-        <w:rPr>
-          <w:lang w:val="en"/>
-        </w:rPr>
         <w:t xml:space="preserve">Every count that will drive a decision carries a needle it MUST find and a</w:t>
       </w:r>
       <w:r>
-        <w:rPr>
-          <w:lang w:val="en"/>
-        </w:rPr>
-        <w:t xml:space="preserve"> </w:t>
-      </w:r>
-      <w:r>
-        <w:rPr>
-          <w:lang w:val="en"/>
-        </w:rPr>
+        <w:t xml:space="preserve"> </w:t>
+      </w:r>
+      <w:r>
         <w:t xml:space="preserve">needle it MUST NOT (§11.4.273). Both are mandatory; the tool refuses to run</w:t>
       </w:r>
       <w:r>
-        <w:rPr>
-          <w:lang w:val="en"/>
-        </w:rPr>
-        <w:t xml:space="preserve"> </w:t>
-      </w:r>
-      <w:r>
-        <w:rPr>
-          <w:lang w:val="en"/>
-        </w:rPr>
+        <w:t xml:space="preserve"> </w:t>
+      </w:r>
+      <w:r>
         <w:t xml:space="preserve">without them, because optional controls decay into a convention and a convention</w:t>
       </w:r>
       <w:r>
-        <w:rPr>
-          <w:lang w:val="en"/>
-        </w:rPr>
-        <w:t xml:space="preserve"> </w:t>
-      </w:r>
-      <w:r>
-        <w:rPr>
-          <w:lang w:val="en"/>
-        </w:rPr>
+        <w:t xml:space="preserve"> </w:t>
+      </w:r>
+      <w:r>
         <w:t xml:space="preserve">is what had already failed when the anchor was minted.</w:t>
       </w:r>
     </w:p>
@@ -2281,7 +1759,6 @@
       <w:r>
         <w:rPr>
           <w:rStyle w:val="VerbatimChar"/>
-          <w:lang w:val="en"/>
         </w:rPr>
         <w:t xml:space="preserve">CENSUS harness_in_docs: matches=0 files=0 positive=1/1 negative=0/1 [OK]</w:t>
       </w:r>
@@ -2291,91 +1768,55 @@
         <w:pStyle w:val="FirstParagraph"/>
       </w:pPr>
       <w:r>
-        <w:rPr>
-          <w:lang w:val="en"/>
-        </w:rPr>
         <w:t xml:space="preserve">That zero is</w:t>
       </w:r>
       <w:r>
-        <w:rPr>
-          <w:lang w:val="en"/>
-        </w:rPr>
         <w:t xml:space="preserve"> </w:t>
       </w:r>
       <w:r>
         <w:rPr>
           <w:b/>
           <w:bCs/>
-          <w:lang w:val="en"/>
         </w:rPr>
         <w:t xml:space="preserve">trustworthy</w:t>
       </w:r>
       <w:r>
-        <w:rPr>
-          <w:lang w:val="en"/>
-        </w:rPr>
         <w:t xml:space="preserve">, and the reason is on the same line:</w:t>
       </w:r>
       <w:r>
-        <w:rPr>
-          <w:lang w:val="en"/>
-        </w:rPr>
-        <w:t xml:space="preserve"> </w:t>
-      </w:r>
-      <w:r>
-        <w:rPr>
-          <w:rStyle w:val="VerbatimChar"/>
-          <w:lang w:val="en"/>
+        <w:t xml:space="preserve"> </w:t>
+      </w:r>
+      <w:r>
+        <w:rPr>
+          <w:rStyle w:val="VerbatimChar"/>
         </w:rPr>
         <w:t xml:space="preserve">positive=1/1</w:t>
       </w:r>
       <w:r>
-        <w:rPr>
-          <w:lang w:val="en"/>
-        </w:rPr>
-        <w:t xml:space="preserve"> </w:t>
-      </w:r>
-      <w:r>
-        <w:rPr>
-          <w:lang w:val="en"/>
-        </w:rPr>
+        <w:t xml:space="preserve"> </w:t>
+      </w:r>
+      <w:r>
         <w:t xml:space="preserve">says a value known present was found through this exact query path, and</w:t>
       </w:r>
       <w:r>
-        <w:rPr>
-          <w:lang w:val="en"/>
-        </w:rPr>
-        <w:t xml:space="preserve"> </w:t>
-      </w:r>
-      <w:r>
-        <w:rPr>
-          <w:rStyle w:val="VerbatimChar"/>
-          <w:lang w:val="en"/>
+        <w:t xml:space="preserve"> </w:t>
+      </w:r>
+      <w:r>
+        <w:rPr>
+          <w:rStyle w:val="VerbatimChar"/>
         </w:rPr>
         <w:t xml:space="preserve">negative=0/1</w:t>
       </w:r>
       <w:r>
-        <w:rPr>
-          <w:lang w:val="en"/>
-        </w:rPr>
-        <w:t xml:space="preserve"> </w:t>
-      </w:r>
-      <w:r>
-        <w:rPr>
-          <w:lang w:val="en"/>
-        </w:rPr>
+        <w:t xml:space="preserve"> </w:t>
+      </w:r>
+      <w:r>
         <w:t xml:space="preserve">says a fabricated value was not. Without those two counts, a zero</w:t>
       </w:r>
       <w:r>
-        <w:rPr>
-          <w:lang w:val="en"/>
-        </w:rPr>
-        <w:t xml:space="preserve"> </w:t>
-      </w:r>
-      <w:r>
-        <w:rPr>
-          <w:lang w:val="en"/>
-        </w:rPr>
+        <w:t xml:space="preserve"> </w:t>
+      </w:r>
+      <w:r>
         <w:t xml:space="preserve">and a broken grep are the same output.</w:t>
       </w:r>
     </w:p>
@@ -2387,7 +1828,6 @@
         <w:rPr>
           <w:b/>
           <w:bCs/>
-          <w:lang w:val="en"/>
         </w:rPr>
         <w:t xml:space="preserve">Choosing the needles.</w:t>
       </w:r>
@@ -2401,22 +1841,15 @@
         </w:numPr>
       </w:pPr>
       <w:r>
-        <w:rPr>
-          <w:lang w:val="en"/>
-        </w:rPr>
         <w:t xml:space="preserve">The positive needle must lie</w:t>
       </w:r>
       <w:r>
-        <w:rPr>
-          <w:lang w:val="en"/>
-        </w:rPr>
         <w:t xml:space="preserve"> </w:t>
       </w:r>
       <w:r>
         <w:rPr>
           <w:b/>
           <w:bCs/>
-          <w:lang w:val="en"/>
         </w:rPr>
         <w:t xml:space="preserve">inside the query's own</w:t>
       </w:r>
@@ -2424,7 +1857,6 @@
         <w:rPr>
           <w:b/>
           <w:bCs/>
-          <w:lang w:val="en"/>
         </w:rPr>
         <w:t xml:space="preserve"> </w:t>
       </w:r>
@@ -2433,7 +1865,6 @@
           <w:rStyle w:val="VerbatimChar"/>
           <w:b/>
           <w:bCs/>
-          <w:lang w:val="en"/>
         </w:rPr>
         <w:t xml:space="preserve">--include</w:t>
       </w:r>
@@ -2441,7 +1872,6 @@
         <w:rPr>
           <w:b/>
           <w:bCs/>
-          <w:lang w:val="en"/>
         </w:rPr>
         <w:t xml:space="preserve"> </w:t>
       </w:r>
@@ -2449,75 +1879,43 @@
         <w:rPr>
           <w:b/>
           <w:bCs/>
-          <w:lang w:val="en"/>
         </w:rPr>
         <w:t xml:space="preserve">scope</w:t>
       </w:r>
       <w:r>
-        <w:rPr>
-          <w:lang w:val="en"/>
-        </w:rPr>
         <w:t xml:space="preserve">. A</w:t>
       </w:r>
       <w:r>
-        <w:rPr>
-          <w:lang w:val="en"/>
-        </w:rPr>
-        <w:t xml:space="preserve"> </w:t>
-      </w:r>
-      <w:r>
-        <w:rPr>
-          <w:lang w:val="en"/>
-        </w:rPr>
+        <w:t xml:space="preserve"> </w:t>
+      </w:r>
+      <w:r>
         <w:t xml:space="preserve">needle that exists in the tree but outside the scope produces a false</w:t>
       </w:r>
       <w:r>
-        <w:rPr>
-          <w:lang w:val="en"/>
-        </w:rPr>
-        <w:t xml:space="preserve"> </w:t>
-      </w:r>
-      <w:r>
-        <w:rPr>
-          <w:lang w:val="en"/>
-        </w:rPr>
+        <w:t xml:space="preserve"> </w:t>
+      </w:r>
+      <w:r>
         <w:t xml:space="preserve">"instrument is blind" signal — so the tool detects that case and says</w:t>
       </w:r>
       <w:r>
-        <w:rPr>
-          <w:lang w:val="en"/>
-        </w:rPr>
-        <w:t xml:space="preserve"> </w:t>
-      </w:r>
-      <w:r>
-        <w:rPr>
-          <w:rStyle w:val="VerbatimChar"/>
-          <w:lang w:val="en"/>
+        <w:t xml:space="preserve"> </w:t>
+      </w:r>
+      <w:r>
+        <w:rPr>
+          <w:rStyle w:val="VerbatimChar"/>
         </w:rPr>
         <w:t xml:space="preserve">POSITIVE CONTROL OUT OF SCOPE</w:t>
       </w:r>
       <w:r>
-        <w:rPr>
-          <w:lang w:val="en"/>
-        </w:rPr>
-        <w:t xml:space="preserve"> </w:t>
-      </w:r>
-      <w:r>
-        <w:rPr>
-          <w:lang w:val="en"/>
-        </w:rPr>
+        <w:t xml:space="preserve"> </w:t>
+      </w:r>
+      <w:r>
         <w:t xml:space="preserve">instead, which is a different problem with a</w:t>
       </w:r>
       <w:r>
-        <w:rPr>
-          <w:lang w:val="en"/>
-        </w:rPr>
-        <w:t xml:space="preserve"> </w:t>
-      </w:r>
-      <w:r>
-        <w:rPr>
-          <w:lang w:val="en"/>
-        </w:rPr>
+        <w:t xml:space="preserve"> </w:t>
+      </w:r>
+      <w:r>
         <w:t xml:space="preserve">different fix (move the control, not the query).</w:t>
       </w:r>
     </w:p>
@@ -2530,41 +1928,25 @@
         </w:numPr>
       </w:pPr>
       <w:r>
-        <w:rPr>
-          <w:lang w:val="en"/>
-        </w:rPr>
         <w:t xml:space="preserve">The positive needle must</w:t>
       </w:r>
       <w:r>
-        <w:rPr>
-          <w:lang w:val="en"/>
-        </w:rPr>
         <w:t xml:space="preserve"> </w:t>
       </w:r>
       <w:r>
         <w:rPr>
           <w:b/>
           <w:bCs/>
-          <w:lang w:val="en"/>
         </w:rPr>
         <w:t xml:space="preserve">not be the thing you are measuring</w:t>
       </w:r>
       <w:r>
-        <w:rPr>
-          <w:lang w:val="en"/>
-        </w:rPr>
         <w:t xml:space="preserve">. A control</w:t>
       </w:r>
       <w:r>
-        <w:rPr>
-          <w:lang w:val="en"/>
-        </w:rPr>
-        <w:t xml:space="preserve"> </w:t>
-      </w:r>
-      <w:r>
-        <w:rPr>
-          <w:lang w:val="en"/>
-        </w:rPr>
+        <w:t xml:space="preserve"> </w:t>
+      </w:r>
+      <w:r>
         <w:t xml:space="preserve">that is the question under test cannot discriminate.</w:t>
       </w:r>
     </w:p>
@@ -2577,115 +1959,67 @@
         </w:numPr>
       </w:pPr>
       <w:r>
-        <w:rPr>
-          <w:lang w:val="en"/>
-        </w:rPr>
         <w:t xml:space="preserve">When the criterion is a</w:t>
       </w:r>
       <w:r>
-        <w:rPr>
-          <w:lang w:val="en"/>
-        </w:rPr>
         <w:t xml:space="preserve"> </w:t>
       </w:r>
       <w:r>
         <w:rPr>
           <w:b/>
           <w:bCs/>
-          <w:lang w:val="en"/>
         </w:rPr>
         <w:t xml:space="preserve">set</w:t>
       </w:r>
       <w:r>
-        <w:rPr>
-          <w:lang w:val="en"/>
-        </w:rPr>
         <w:t xml:space="preserve">, pass every member (§11.4.273(f)).</w:t>
       </w:r>
       <w:r>
-        <w:rPr>
-          <w:lang w:val="en"/>
-        </w:rPr>
-        <w:t xml:space="preserve"> </w:t>
-      </w:r>
-      <w:r>
-        <w:rPr>
-          <w:rStyle w:val="VerbatimChar"/>
-          <w:lang w:val="en"/>
+        <w:t xml:space="preserve"> </w:t>
+      </w:r>
+      <w:r>
+        <w:rPr>
+          <w:rStyle w:val="VerbatimChar"/>
         </w:rPr>
         <w:t xml:space="preserve">--positive</w:t>
       </w:r>
       <w:r>
-        <w:rPr>
-          <w:lang w:val="en"/>
-        </w:rPr>
-        <w:t xml:space="preserve"> </w:t>
-      </w:r>
-      <w:r>
-        <w:rPr>
-          <w:lang w:val="en"/>
-        </w:rPr>
+        <w:t xml:space="preserve"> </w:t>
+      </w:r>
+      <w:r>
         <w:t xml:space="preserve">and</w:t>
       </w:r>
       <w:r>
-        <w:rPr>
-          <w:lang w:val="en"/>
-        </w:rPr>
-        <w:t xml:space="preserve"> </w:t>
-      </w:r>
-      <w:r>
-        <w:rPr>
-          <w:rStyle w:val="VerbatimChar"/>
-          <w:lang w:val="en"/>
+        <w:t xml:space="preserve"> </w:t>
+      </w:r>
+      <w:r>
+        <w:rPr>
+          <w:rStyle w:val="VerbatimChar"/>
         </w:rPr>
         <w:t xml:space="preserve">--negative</w:t>
       </w:r>
       <w:r>
-        <w:rPr>
-          <w:lang w:val="en"/>
-        </w:rPr>
-        <w:t xml:space="preserve"> </w:t>
-      </w:r>
-      <w:r>
-        <w:rPr>
-          <w:lang w:val="en"/>
-        </w:rPr>
+        <w:t xml:space="preserve"> </w:t>
+      </w:r>
+      <w:r>
         <w:t xml:space="preserve">are both repeatable and every one must hold. A two-literal</w:t>
       </w:r>
       <w:r>
-        <w:rPr>
-          <w:lang w:val="en"/>
-        </w:rPr>
-        <w:t xml:space="preserve"> </w:t>
-      </w:r>
-      <w:r>
-        <w:rPr>
-          <w:lang w:val="en"/>
-        </w:rPr>
+        <w:t xml:space="preserve"> </w:t>
+      </w:r>
+      <w:r>
         <w:t xml:space="preserve">denylist searched with one literal passes both controls while the answer is</w:t>
       </w:r>
       <w:r>
-        <w:rPr>
-          <w:lang w:val="en"/>
-        </w:rPr>
-        <w:t xml:space="preserve"> </w:t>
-      </w:r>
-      <w:r>
-        <w:rPr>
-          <w:lang w:val="en"/>
-        </w:rPr>
+        <w:t xml:space="preserve"> </w:t>
+      </w:r>
+      <w:r>
         <w:t xml:space="preserve">wrong — measured, and it reported a live credential eliminated while it was</w:t>
       </w:r>
       <w:r>
-        <w:rPr>
-          <w:lang w:val="en"/>
-        </w:rPr>
-        <w:t xml:space="preserve"> </w:t>
-      </w:r>
-      <w:r>
-        <w:rPr>
-          <w:lang w:val="en"/>
-        </w:rPr>
+        <w:t xml:space="preserve"> </w:t>
+      </w:r>
+      <w:r>
         <w:t xml:space="preserve">still there.</w:t>
       </w:r>
     </w:p>
@@ -2694,84 +2028,51 @@
         <w:pStyle w:val="FirstParagraph"/>
       </w:pPr>
       <w:r>
-        <w:rPr>
-          <w:lang w:val="en"/>
-        </w:rPr>
         <w:t xml:space="preserve">Add</w:t>
       </w:r>
       <w:r>
-        <w:rPr>
-          <w:lang w:val="en"/>
-        </w:rPr>
-        <w:t xml:space="preserve"> </w:t>
-      </w:r>
-      <w:r>
-        <w:rPr>
-          <w:rStyle w:val="VerbatimChar"/>
-          <w:lang w:val="en"/>
+        <w:t xml:space="preserve"> </w:t>
+      </w:r>
+      <w:r>
+        <w:rPr>
+          <w:rStyle w:val="VerbatimChar"/>
         </w:rPr>
         <w:t xml:space="preserve">--expect-count N</w:t>
       </w:r>
       <w:r>
-        <w:rPr>
-          <w:lang w:val="en"/>
-        </w:rPr>
-        <w:t xml:space="preserve"> </w:t>
-      </w:r>
-      <w:r>
-        <w:rPr>
-          <w:lang w:val="en"/>
-        </w:rPr>
+        <w:t xml:space="preserve"> </w:t>
+      </w:r>
+      <w:r>
         <w:t xml:space="preserve">when you know what the answer should be: a mismatch exits</w:t>
       </w:r>
       <w:r>
-        <w:rPr>
-          <w:lang w:val="en"/>
-        </w:rPr>
-        <w:t xml:space="preserve"> </w:t>
-      </w:r>
-      <w:r>
-        <w:rPr>
-          <w:rStyle w:val="VerbatimChar"/>
-          <w:lang w:val="en"/>
+        <w:t xml:space="preserve"> </w:t>
+      </w:r>
+      <w:r>
+        <w:rPr>
+          <w:rStyle w:val="VerbatimChar"/>
         </w:rPr>
         <w:t xml:space="preserve">1</w:t>
       </w:r>
       <w:r>
-        <w:rPr>
-          <w:lang w:val="en"/>
-        </w:rPr>
-        <w:t xml:space="preserve"> </w:t>
-      </w:r>
-      <w:r>
-        <w:rPr>
-          <w:lang w:val="en"/>
-        </w:rPr>
+        <w:t xml:space="preserve"> </w:t>
+      </w:r>
+      <w:r>
         <w:t xml:space="preserve">(a finding) while still printing the measured count, which is distinct from</w:t>
       </w:r>
       <w:r>
-        <w:rPr>
-          <w:lang w:val="en"/>
-        </w:rPr>
-        <w:t xml:space="preserve"> </w:t>
-      </w:r>
-      <w:r>
-        <w:rPr>
-          <w:lang w:val="en"/>
-        </w:rPr>
+        <w:t xml:space="preserve"> </w:t>
+      </w:r>
+      <w:r>
         <w:t xml:space="preserve">the instrument failing to measure at all (</w:t>
       </w:r>
       <w:r>
         <w:rPr>
           <w:rStyle w:val="VerbatimChar"/>
-          <w:lang w:val="en"/>
         </w:rPr>
         <w:t xml:space="preserve">2</w:t>
       </w:r>
       <w:r>
-        <w:rPr>
-          <w:lang w:val="en"/>
-        </w:rPr>
         <w:t xml:space="preserve">).</w:t>
       </w:r>
     </w:p>
@@ -2789,9 +2090,6 @@
         <w:pStyle w:val="Heading2"/>
       </w:pPr>
       <w:r>
-        <w:rPr>
-          <w:lang w:val="en"/>
-        </w:rPr>
         <w:t xml:space="preserve">Task: wait for something to finish</w:t>
       </w:r>
     </w:p>
@@ -2904,9 +2202,6 @@
         <w:pStyle w:val="FirstParagraph"/>
       </w:pPr>
       <w:r>
-        <w:rPr>
-          <w:lang w:val="en"/>
-        </w:rPr>
         <w:t xml:space="preserve">Exactly one outcome line, and the two outcomes are not interchangeable:</w:t>
       </w:r>
     </w:p>
@@ -2917,7 +2212,6 @@
       <w:r>
         <w:rPr>
           <w:rStyle w:val="VerbatimChar"/>
-          <w:lang w:val="en"/>
         </w:rPr>
         <w:t xml:space="preserve">AWAIT build: SATISFIED after 41s (polls=9)          # exit 0</w:t>
       </w:r>
@@ -2927,7 +2221,6 @@
       <w:r>
         <w:rPr>
           <w:rStyle w:val="VerbatimChar"/>
-          <w:lang w:val="en"/>
         </w:rPr>
         <w:t xml:space="preserve">AWAIT build: TIMEOUT after 600s (polls=121) — condition never held   # exit 3</w:t>
       </w:r>
@@ -2937,115 +2230,69 @@
         <w:pStyle w:val="FirstParagraph"/>
       </w:pPr>
       <w:r>
-        <w:rPr>
-          <w:lang w:val="en"/>
-        </w:rPr>
         <w:t xml:space="preserve">A timeout exits</w:t>
       </w:r>
       <w:r>
-        <w:rPr>
-          <w:lang w:val="en"/>
-        </w:rPr>
-        <w:t xml:space="preserve"> </w:t>
-      </w:r>
-      <w:r>
-        <w:rPr>
-          <w:rStyle w:val="VerbatimChar"/>
-          <w:lang w:val="en"/>
+        <w:t xml:space="preserve"> </w:t>
+      </w:r>
+      <w:r>
+        <w:rPr>
+          <w:rStyle w:val="VerbatimChar"/>
         </w:rPr>
         <w:t xml:space="preserve">3</w:t>
       </w:r>
       <w:r>
-        <w:rPr>
-          <w:lang w:val="en"/>
-        </w:rPr>
         <w:t xml:space="preserve">, never</w:t>
       </w:r>
       <w:r>
-        <w:rPr>
-          <w:lang w:val="en"/>
-        </w:rPr>
-        <w:t xml:space="preserve"> </w:t>
-      </w:r>
-      <w:r>
-        <w:rPr>
-          <w:rStyle w:val="VerbatimChar"/>
-          <w:lang w:val="en"/>
+        <w:t xml:space="preserve"> </w:t>
+      </w:r>
+      <w:r>
+        <w:rPr>
+          <w:rStyle w:val="VerbatimChar"/>
         </w:rPr>
         <w:t xml:space="preserve">0</w:t>
       </w:r>
       <w:r>
-        <w:rPr>
-          <w:lang w:val="en"/>
-        </w:rPr>
         <w:t xml:space="preserve">, so no caller can accidentally treat "I gave up"</w:t>
       </w:r>
       <w:r>
-        <w:rPr>
-          <w:lang w:val="en"/>
-        </w:rPr>
-        <w:t xml:space="preserve"> </w:t>
-      </w:r>
-      <w:r>
-        <w:rPr>
-          <w:lang w:val="en"/>
-        </w:rPr>
+        <w:t xml:space="preserve"> </w:t>
+      </w:r>
+      <w:r>
         <w:t xml:space="preserve">as "it finished".</w:t>
       </w:r>
       <w:r>
-        <w:rPr>
-          <w:lang w:val="en"/>
-        </w:rPr>
-        <w:t xml:space="preserve"> </w:t>
-      </w:r>
-      <w:r>
-        <w:rPr>
-          <w:rStyle w:val="VerbatimChar"/>
-          <w:lang w:val="en"/>
+        <w:t xml:space="preserve"> </w:t>
+      </w:r>
+      <w:r>
+        <w:rPr>
+          <w:rStyle w:val="VerbatimChar"/>
         </w:rPr>
         <w:t xml:space="preserve">--pid-gone PID</w:t>
       </w:r>
       <w:r>
-        <w:rPr>
-          <w:lang w:val="en"/>
-        </w:rPr>
-        <w:t xml:space="preserve"> </w:t>
-      </w:r>
-      <w:r>
-        <w:rPr>
-          <w:lang w:val="en"/>
-        </w:rPr>
+        <w:t xml:space="preserve"> </w:t>
+      </w:r>
+      <w:r>
         <w:t xml:space="preserve">uses</w:t>
       </w:r>
       <w:r>
-        <w:rPr>
-          <w:lang w:val="en"/>
-        </w:rPr>
-        <w:t xml:space="preserve"> </w:t>
-      </w:r>
-      <w:r>
-        <w:rPr>
-          <w:rStyle w:val="VerbatimChar"/>
-          <w:lang w:val="en"/>
+        <w:t xml:space="preserve"> </w:t>
+      </w:r>
+      <w:r>
+        <w:rPr>
+          <w:rStyle w:val="VerbatimChar"/>
         </w:rPr>
         <w:t xml:space="preserve">kill -0</w:t>
       </w:r>
       <w:r>
-        <w:rPr>
-          <w:lang w:val="en"/>
-        </w:rPr>
         <w:t xml:space="preserve">, which tests existence without</w:t>
       </w:r>
       <w:r>
-        <w:rPr>
-          <w:lang w:val="en"/>
-        </w:rPr>
-        <w:t xml:space="preserve"> </w:t>
-      </w:r>
-      <w:r>
-        <w:rPr>
-          <w:lang w:val="en"/>
-        </w:rPr>
+        <w:t xml:space="preserve"> </w:t>
+      </w:r>
+      <w:r>
         <w:t xml:space="preserve">signalling — this tool never signals a process (§11.4.174).</w:t>
       </w:r>
     </w:p>
@@ -3063,9 +2310,6 @@
         <w:pStyle w:val="Heading2"/>
       </w:pPr>
       <w:r>
-        <w:rPr>
-          <w:lang w:val="en"/>
-        </w:rPr>
         <w:t xml:space="preserve">Task: check nothing leaked before a commit</w:t>
       </w:r>
     </w:p>
@@ -3133,185 +2377,110 @@
         <w:pStyle w:val="FirstParagraph"/>
       </w:pPr>
       <w:r>
-        <w:rPr>
-          <w:lang w:val="en"/>
-        </w:rPr>
         <w:t xml:space="preserve">Exit</w:t>
       </w:r>
       <w:r>
-        <w:rPr>
-          <w:lang w:val="en"/>
-        </w:rPr>
-        <w:t xml:space="preserve"> </w:t>
-      </w:r>
-      <w:r>
-        <w:rPr>
-          <w:rStyle w:val="VerbatimChar"/>
-          <w:lang w:val="en"/>
+        <w:t xml:space="preserve"> </w:t>
+      </w:r>
+      <w:r>
+        <w:rPr>
+          <w:rStyle w:val="VerbatimChar"/>
         </w:rPr>
         <w:t xml:space="preserve">1</w:t>
       </w:r>
       <w:r>
-        <w:rPr>
-          <w:lang w:val="en"/>
-        </w:rPr>
-        <w:t xml:space="preserve"> </w:t>
-      </w:r>
-      <w:r>
-        <w:rPr>
-          <w:lang w:val="en"/>
-        </w:rPr>
+        <w:t xml:space="preserve"> </w:t>
+      </w:r>
+      <w:r>
         <w:t xml:space="preserve">means residue was found (a finding, act on it). Exit</w:t>
       </w:r>
       <w:r>
-        <w:rPr>
-          <w:lang w:val="en"/>
-        </w:rPr>
-        <w:t xml:space="preserve"> </w:t>
-      </w:r>
-      <w:r>
-        <w:rPr>
-          <w:rStyle w:val="VerbatimChar"/>
-          <w:lang w:val="en"/>
+        <w:t xml:space="preserve"> </w:t>
+      </w:r>
+      <w:r>
+        <w:rPr>
+          <w:rStyle w:val="VerbatimChar"/>
         </w:rPr>
         <w:t xml:space="preserve">2</w:t>
       </w:r>
       <w:r>
-        <w:rPr>
-          <w:lang w:val="en"/>
-        </w:rPr>
-        <w:t xml:space="preserve"> </w:t>
-      </w:r>
-      <w:r>
-        <w:rPr>
-          <w:lang w:val="en"/>
-        </w:rPr>
+        <w:t xml:space="preserve"> </w:t>
+      </w:r>
+      <w:r>
         <w:t xml:space="preserve">means the scan</w:t>
       </w:r>
       <w:r>
-        <w:rPr>
-          <w:lang w:val="en"/>
-        </w:rPr>
-        <w:t xml:space="preserve"> </w:t>
-      </w:r>
-      <w:r>
-        <w:rPr>
-          <w:lang w:val="en"/>
-        </w:rPr>
+        <w:t xml:space="preserve"> </w:t>
+      </w:r>
+      <w:r>
         <w:t xml:space="preserve">could not see — including the case where every file was excluded, which the tool</w:t>
       </w:r>
       <w:r>
-        <w:rPr>
-          <w:lang w:val="en"/>
-        </w:rPr>
-        <w:t xml:space="preserve"> </w:t>
-      </w:r>
-      <w:r>
-        <w:rPr>
-          <w:lang w:val="en"/>
-        </w:rPr>
+        <w:t xml:space="preserve"> </w:t>
+      </w:r>
+      <w:r>
         <w:t xml:space="preserve">refuses to report as</w:t>
       </w:r>
       <w:r>
-        <w:rPr>
-          <w:lang w:val="en"/>
-        </w:rPr>
-        <w:t xml:space="preserve"> </w:t>
-      </w:r>
-      <w:r>
-        <w:rPr>
-          <w:rStyle w:val="VerbatimChar"/>
-          <w:lang w:val="en"/>
+        <w:t xml:space="preserve"> </w:t>
+      </w:r>
+      <w:r>
+        <w:rPr>
+          <w:rStyle w:val="VerbatimChar"/>
         </w:rPr>
         <w:t xml:space="preserve">residue=0</w:t>
       </w:r>
       <w:r>
-        <w:rPr>
-          <w:lang w:val="en"/>
-        </w:rPr>
         <w:t xml:space="preserve">. Legitimate self-references (a rule that</w:t>
       </w:r>
       <w:r>
-        <w:rPr>
-          <w:lang w:val="en"/>
-        </w:rPr>
         <w:t xml:space="preserve"> </w:t>
       </w:r>
       <w:r>
         <w:rPr>
           <w:i/>
           <w:iCs/>
-          <w:lang w:val="en"/>
         </w:rPr>
         <w:t xml:space="preserve">defines</w:t>
       </w:r>
       <w:r>
-        <w:rPr>
-          <w:lang w:val="en"/>
-        </w:rPr>
-        <w:t xml:space="preserve"> </w:t>
-      </w:r>
-      <w:r>
-        <w:rPr>
-          <w:lang w:val="en"/>
-        </w:rPr>
+        <w:t xml:space="preserve"> </w:t>
+      </w:r>
+      <w:r>
         <w:t xml:space="preserve">a marker, a mutation test that</w:t>
       </w:r>
       <w:r>
-        <w:rPr>
-          <w:lang w:val="en"/>
-        </w:rPr>
         <w:t xml:space="preserve"> </w:t>
       </w:r>
       <w:r>
         <w:rPr>
           <w:i/>
           <w:iCs/>
-          <w:lang w:val="en"/>
         </w:rPr>
         <w:t xml:space="preserve">plants</w:t>
       </w:r>
       <w:r>
-        <w:rPr>
-          <w:lang w:val="en"/>
-        </w:rPr>
-        <w:t xml:space="preserve"> </w:t>
-      </w:r>
-      <w:r>
-        <w:rPr>
-          <w:lang w:val="en"/>
-        </w:rPr>
+        <w:t xml:space="preserve"> </w:t>
+      </w:r>
+      <w:r>
         <w:t xml:space="preserve">one) go in an allowlist, and</w:t>
       </w:r>
       <w:r>
-        <w:rPr>
-          <w:lang w:val="en"/>
-        </w:rPr>
-        <w:t xml:space="preserve"> </w:t>
-      </w:r>
-      <w:r>
-        <w:rPr>
-          <w:lang w:val="en"/>
-        </w:rPr>
+        <w:t xml:space="preserve"> </w:t>
+      </w:r>
+      <w:r>
         <w:t xml:space="preserve">the allowlist is itself audited: patterns matching nothing are reported</w:t>
       </w:r>
       <w:r>
-        <w:rPr>
-          <w:lang w:val="en"/>
-        </w:rPr>
-        <w:t xml:space="preserve"> </w:t>
-      </w:r>
-      <w:r>
-        <w:rPr>
-          <w:rStyle w:val="VerbatimChar"/>
-          <w:lang w:val="en"/>
+        <w:t xml:space="preserve"> </w:t>
+      </w:r>
+      <w:r>
+        <w:rPr>
+          <w:rStyle w:val="VerbatimChar"/>
         </w:rPr>
         <w:t xml:space="preserve">STALE-ALLOW</w:t>
       </w:r>
       <w:r>
-        <w:rPr>
-          <w:lang w:val="en"/>
-        </w:rPr>
         <w:t xml:space="preserve">, so it cannot quietly grow until it disables the scan.</w:t>
       </w:r>
     </w:p>
@@ -3329,9 +2498,6 @@
         <w:pStyle w:val="Heading2"/>
       </w:pPr>
       <w:r>
-        <w:rPr>
-          <w:lang w:val="en"/>
-        </w:rPr>
         <w:t xml:space="preserve">Task: verify governance carriers are in lockstep</w:t>
       </w:r>
     </w:p>
@@ -3420,78 +2586,46 @@
         <w:pStyle w:val="FirstParagraph"/>
       </w:pPr>
       <w:r>
-        <w:rPr>
-          <w:lang w:val="en"/>
-        </w:rPr>
         <w:t xml:space="preserve">It counts anchors that</w:t>
       </w:r>
       <w:r>
-        <w:rPr>
-          <w:lang w:val="en"/>
-        </w:rPr>
         <w:t xml:space="preserve"> </w:t>
       </w:r>
       <w:r>
         <w:rPr>
           <w:b/>
           <w:bCs/>
-          <w:lang w:val="en"/>
         </w:rPr>
         <w:t xml:space="preserve">open a block</w:t>
       </w:r>
       <w:r>
-        <w:rPr>
-          <w:lang w:val="en"/>
-        </w:rPr>
         <w:t xml:space="preserve">, not anchors merely cited — a carrier</w:t>
       </w:r>
       <w:r>
-        <w:rPr>
-          <w:lang w:val="en"/>
-        </w:rPr>
-        <w:t xml:space="preserve"> </w:t>
-      </w:r>
-      <w:r>
-        <w:rPr>
-          <w:lang w:val="en"/>
-        </w:rPr>
+        <w:t xml:space="preserve"> </w:t>
+      </w:r>
+      <w:r>
         <w:t xml:space="preserve">references far more than it declares, and conflating the two produced a report of</w:t>
       </w:r>
       <w:r>
-        <w:rPr>
-          <w:lang w:val="en"/>
-        </w:rPr>
-        <w:t xml:space="preserve"> </w:t>
-      </w:r>
-      <w:r>
-        <w:rPr>
-          <w:lang w:val="en"/>
-        </w:rPr>
+        <w:t xml:space="preserve"> </w:t>
+      </w:r>
+      <w:r>
         <w:t xml:space="preserve">900 "anchors" and a wall of phantom duplicates from 271 real openers. Narrow</w:t>
       </w:r>
       <w:r>
-        <w:rPr>
-          <w:lang w:val="en"/>
-        </w:rPr>
-        <w:t xml:space="preserve"> </w:t>
-      </w:r>
-      <w:r>
-        <w:rPr>
-          <w:rStyle w:val="VerbatimChar"/>
-          <w:lang w:val="en"/>
+        <w:t xml:space="preserve"> </w:t>
+      </w:r>
+      <w:r>
+        <w:rPr>
+          <w:rStyle w:val="VerbatimChar"/>
         </w:rPr>
         <w:t xml:space="preserve">--opener-re</w:t>
       </w:r>
       <w:r>
-        <w:rPr>
-          <w:lang w:val="en"/>
-        </w:rPr>
-        <w:t xml:space="preserve"> </w:t>
-      </w:r>
-      <w:r>
-        <w:rPr>
-          <w:lang w:val="en"/>
-        </w:rPr>
+        <w:t xml:space="preserve"> </w:t>
+      </w:r>
+      <w:r>
         <w:t xml:space="preserve">per carrier class; the README's table says which shape to use where.</w:t>
       </w:r>
     </w:p>
@@ -3509,9 +2643,6 @@
         <w:pStyle w:val="Heading2"/>
       </w:pPr>
       <w:r>
-        <w:rPr>
-          <w:lang w:val="en"/>
-        </w:rPr>
         <w:t xml:space="preserve">Running the tools' own tests</w:t>
       </w:r>
     </w:p>
@@ -3531,90 +2662,54 @@
         <w:pStyle w:val="FirstParagraph"/>
       </w:pPr>
       <w:r>
-        <w:rPr>
-          <w:lang w:val="en"/>
-        </w:rPr>
         <w:t xml:space="preserve">Hermetic — each suite builds its own fixture tree and its own suites, with no</w:t>
       </w:r>
       <w:r>
-        <w:rPr>
-          <w:lang w:val="en"/>
-        </w:rPr>
-        <w:t xml:space="preserve"> </w:t>
-      </w:r>
-      <w:r>
-        <w:rPr>
-          <w:lang w:val="en"/>
-        </w:rPr>
+        <w:t xml:space="preserve"> </w:t>
+      </w:r>
+      <w:r>
         <w:t xml:space="preserve">dependency on any consuming project's harness. Measured 2026-09-08:</w:t>
       </w:r>
       <w:r>
-        <w:rPr>
-          <w:lang w:val="en"/>
-        </w:rPr>
-        <w:t xml:space="preserve"> </w:t>
-      </w:r>
-      <w:r>
-        <w:rPr>
-          <w:rStyle w:val="VerbatimChar"/>
-          <w:lang w:val="en"/>
+        <w:t xml:space="preserve"> </w:t>
+      </w:r>
+      <w:r>
+        <w:rPr>
+          <w:rStyle w:val="VerbatimChar"/>
         </w:rPr>
         <w:t xml:space="preserve">ALL SUITES: 181 passed, 0 failed</w:t>
       </w:r>
       <w:r>
-        <w:rPr>
-          <w:lang w:val="en"/>
-        </w:rPr>
         <w:t xml:space="preserve">, and</w:t>
       </w:r>
       <w:r>
-        <w:rPr>
-          <w:lang w:val="en"/>
-        </w:rPr>
-        <w:t xml:space="preserve"> </w:t>
-      </w:r>
-      <w:r>
-        <w:rPr>
-          <w:rStyle w:val="VerbatimChar"/>
-          <w:lang w:val="en"/>
+        <w:t xml:space="preserve"> </w:t>
+      </w:r>
+      <w:r>
+        <w:rPr>
+          <w:rStyle w:val="VerbatimChar"/>
         </w:rPr>
         <w:t xml:space="preserve">212 passed, 0 failed</w:t>
       </w:r>
       <w:r>
-        <w:rPr>
-          <w:lang w:val="en"/>
-        </w:rPr>
-        <w:t xml:space="preserve"> </w:t>
-      </w:r>
-      <w:r>
-        <w:rPr>
-          <w:lang w:val="en"/>
-        </w:rPr>
+        <w:t xml:space="preserve"> </w:t>
+      </w:r>
+      <w:r>
         <w:t xml:space="preserve">after the</w:t>
       </w:r>
       <w:r>
-        <w:rPr>
-          <w:lang w:val="en"/>
-        </w:rPr>
-        <w:t xml:space="preserve"> </w:t>
-      </w:r>
-      <w:r>
-        <w:rPr>
-          <w:rStyle w:val="VerbatimChar"/>
-          <w:lang w:val="en"/>
+        <w:t xml:space="preserve"> </w:t>
+      </w:r>
+      <w:r>
+        <w:rPr>
+          <w:rStyle w:val="VerbatimChar"/>
         </w:rPr>
         <w:t xml:space="preserve">census_query.sh</w:t>
       </w:r>
       <w:r>
-        <w:rPr>
-          <w:lang w:val="en"/>
-        </w:rPr>
-        <w:t xml:space="preserve"> </w:t>
-      </w:r>
-      <w:r>
-        <w:rPr>
-          <w:lang w:val="en"/>
-        </w:rPr>
+        <w:t xml:space="preserve"> </w:t>
+      </w:r>
+      <w:r>
         <w:t xml:space="preserve">suite landed.</w:t>
       </w:r>
     </w:p>
@@ -3626,138 +2721,80 @@
         <w:rPr>
           <w:b/>
           <w:bCs/>
-          <w:lang w:val="en"/>
         </w:rPr>
         <w:t xml:space="preserve">A consuming project verifies the tools from its own side.</w:t>
       </w:r>
       <w:r>
-        <w:rPr>
-          <w:lang w:val="en"/>
-        </w:rPr>
-        <w:t xml:space="preserve"> </w:t>
-      </w:r>
-      <w:r>
-        <w:rPr>
-          <w:lang w:val="en"/>
-        </w:rPr>
+        <w:t xml:space="preserve"> </w:t>
+      </w:r>
+      <w:r>
         <w:t xml:space="preserve">The tools' suites</w:t>
       </w:r>
       <w:r>
-        <w:rPr>
-          <w:lang w:val="en"/>
-        </w:rPr>
-        <w:t xml:space="preserve"> </w:t>
-      </w:r>
-      <w:r>
-        <w:rPr>
-          <w:lang w:val="en"/>
-        </w:rPr>
+        <w:t xml:space="preserve"> </w:t>
+      </w:r>
+      <w:r>
         <w:t xml:space="preserve">are deliberately project-agnostic, so an acceptance test that reproduces a</w:t>
       </w:r>
       <w:r>
-        <w:rPr>
-          <w:lang w:val="en"/>
-        </w:rPr>
         <w:t xml:space="preserve"> </w:t>
       </w:r>
       <w:r>
         <w:rPr>
           <w:i/>
           <w:iCs/>
-          <w:lang w:val="en"/>
         </w:rPr>
         <w:t xml:space="preserve">measured outcome of a specific repository</w:t>
       </w:r>
       <w:r>
-        <w:rPr>
-          <w:lang w:val="en"/>
-        </w:rPr>
-        <w:t xml:space="preserve"> </w:t>
-      </w:r>
-      <w:r>
-        <w:rPr>
-          <w:lang w:val="en"/>
-        </w:rPr>
+        <w:t xml:space="preserve"> </w:t>
+      </w:r>
+      <w:r>
         <w:t xml:space="preserve">belongs to that repository, reaching</w:t>
       </w:r>
       <w:r>
-        <w:rPr>
-          <w:lang w:val="en"/>
-        </w:rPr>
-        <w:t xml:space="preserve"> </w:t>
-      </w:r>
-      <w:r>
-        <w:rPr>
-          <w:lang w:val="en"/>
-        </w:rPr>
+        <w:t xml:space="preserve"> </w:t>
+      </w:r>
+      <w:r>
         <w:t xml:space="preserve">out to the constitution rather than the other way round. The reference example is</w:t>
       </w:r>
       <w:r>
-        <w:rPr>
-          <w:lang w:val="en"/>
-        </w:rPr>
-        <w:t xml:space="preserve"> </w:t>
-      </w:r>
-      <w:r>
-        <w:rPr>
-          <w:rStyle w:val="VerbatimChar"/>
-          <w:lang w:val="en"/>
+        <w:t xml:space="preserve"> </w:t>
+      </w:r>
+      <w:r>
+        <w:rPr>
+          <w:rStyle w:val="VerbatimChar"/>
         </w:rPr>
         <w:t xml:space="preserve">claude_toolkit/scripts/tests/test_mechanical_tools_acceptance.sh</w:t>
       </w:r>
       <w:r>
-        <w:rPr>
-          <w:lang w:val="en"/>
-        </w:rPr>
         <w:t xml:space="preserve">, which checks</w:t>
       </w:r>
       <w:r>
-        <w:rPr>
-          <w:lang w:val="en"/>
-        </w:rPr>
-        <w:t xml:space="preserve"> </w:t>
-      </w:r>
-      <w:r>
-        <w:rPr>
-          <w:lang w:val="en"/>
-        </w:rPr>
+        <w:t xml:space="preserve"> </w:t>
+      </w:r>
+      <w:r>
         <w:t xml:space="preserve">each tool's refusal paths and — opt-in via</w:t>
       </w:r>
       <w:r>
-        <w:rPr>
-          <w:lang w:val="en"/>
-        </w:rPr>
-        <w:t xml:space="preserve"> </w:t>
-      </w:r>
-      <w:r>
-        <w:rPr>
-          <w:rStyle w:val="VerbatimChar"/>
-          <w:lang w:val="en"/>
+        <w:t xml:space="preserve"> </w:t>
+      </w:r>
+      <w:r>
+        <w:rPr>
+          <w:rStyle w:val="VerbatimChar"/>
         </w:rPr>
         <w:t xml:space="preserve">CMA_MECH_ACCEPTANCE=1</w:t>
       </w:r>
       <w:r>
-        <w:rPr>
-          <w:lang w:val="en"/>
-        </w:rPr>
-        <w:t xml:space="preserve"> </w:t>
-      </w:r>
-      <w:r>
-        <w:rPr>
-          <w:lang w:val="en"/>
-        </w:rPr>
+        <w:t xml:space="preserve"> </w:t>
+      </w:r>
+      <w:r>
         <w:t xml:space="preserve">— reproduces</w:t>
       </w:r>
       <w:r>
-        <w:rPr>
-          <w:lang w:val="en"/>
-        </w:rPr>
-        <w:t xml:space="preserve"> </w:t>
-      </w:r>
-      <w:r>
-        <w:rPr>
-          <w:lang w:val="en"/>
-        </w:rPr>
+        <w:t xml:space="preserve"> </w:t>
+      </w:r>
+      <w:r>
         <w:t xml:space="preserve">that repo's own baseline and a named mutation against it.</w:t>
       </w:r>
     </w:p>
@@ -3768,9 +2805,6 @@
         <w:pStyle w:val="Heading2"/>
       </w:pPr>
       <w:r>
-        <w:rPr>
-          <w:lang w:val="en"/>
-        </w:rPr>
         <w:t xml:space="preserve">Honest boundaries (§11.4.6)</w:t>
       </w:r>
     </w:p>
@@ -3783,77 +2817,43 @@
         </w:numPr>
       </w:pPr>
       <w:r>
-        <w:rPr>
-          <w:lang w:val="en"/>
-        </w:rPr>
         <w:t xml:space="preserve">These tools</w:t>
       </w:r>
       <w:r>
-        <w:rPr>
-          <w:lang w:val="en"/>
-        </w:rPr>
         <w:t xml:space="preserve"> </w:t>
       </w:r>
       <w:r>
         <w:rPr>
           <w:b/>
           <w:bCs/>
-          <w:lang w:val="en"/>
         </w:rPr>
         <w:t xml:space="preserve">gather and execute</w:t>
       </w:r>
       <w:r>
-        <w:rPr>
-          <w:lang w:val="en"/>
-        </w:rPr>
         <w:t xml:space="preserve">. None decides whether a mutation is a good</w:t>
       </w:r>
       <w:r>
-        <w:rPr>
-          <w:lang w:val="en"/>
-        </w:rPr>
-        <w:t xml:space="preserve"> </w:t>
-      </w:r>
-      <w:r>
-        <w:rPr>
-          <w:lang w:val="en"/>
-        </w:rPr>
+        <w:t xml:space="preserve"> </w:t>
+      </w:r>
+      <w:r>
         <w:t xml:space="preserve">mutation, whether a gate is genuine, whether a fix is correct, or what a count</w:t>
       </w:r>
       <w:r>
-        <w:rPr>
-          <w:lang w:val="en"/>
-        </w:rPr>
-        <w:t xml:space="preserve"> </w:t>
-      </w:r>
-      <w:r>
-        <w:rPr>
-          <w:lang w:val="en"/>
-        </w:rPr>
+        <w:t xml:space="preserve"> </w:t>
+      </w:r>
+      <w:r>
         <w:t xml:space="preserve">means. Reading a result as evidence is the agent's job; a script that rendered</w:t>
       </w:r>
       <w:r>
-        <w:rPr>
-          <w:lang w:val="en"/>
-        </w:rPr>
-        <w:t xml:space="preserve"> </w:t>
-      </w:r>
-      <w:r>
-        <w:rPr>
-          <w:lang w:val="en"/>
-        </w:rPr>
+        <w:t xml:space="preserve"> </w:t>
+      </w:r>
+      <w:r>
         <w:t xml:space="preserve">that verdict would be the bluff gate this library exists to prevent</w:t>
       </w:r>
       <w:r>
-        <w:rPr>
-          <w:lang w:val="en"/>
-        </w:rPr>
-        <w:t xml:space="preserve"> </w:t>
-      </w:r>
-      <w:r>
-        <w:rPr>
-          <w:lang w:val="en"/>
-        </w:rPr>
+        <w:t xml:space="preserve"> </w:t>
+      </w:r>
+      <w:r>
         <w:t xml:space="preserve">(§11.4.274(d)).</w:t>
       </w:r>
     </w:p>
@@ -3866,47 +2866,28 @@
         </w:numPr>
       </w:pPr>
       <w:r>
-        <w:rPr>
-          <w:lang w:val="en"/>
-        </w:rPr>
         <w:t xml:space="preserve">Control needles prove an instrument can tell PRESENT from ABSENT. They do</w:t>
       </w:r>
       <w:r>
-        <w:rPr>
-          <w:lang w:val="en"/>
-        </w:rPr>
         <w:t xml:space="preserve"> </w:t>
       </w:r>
       <w:r>
         <w:rPr>
           <w:b/>
           <w:bCs/>
-          <w:lang w:val="en"/>
         </w:rPr>
         <w:t xml:space="preserve">not</w:t>
       </w:r>
       <w:r>
-        <w:rPr>
-          <w:lang w:val="en"/>
-        </w:rPr>
-        <w:t xml:space="preserve"> </w:t>
-      </w:r>
-      <w:r>
-        <w:rPr>
-          <w:lang w:val="en"/>
-        </w:rPr>
+        <w:t xml:space="preserve"> </w:t>
+      </w:r>
+      <w:r>
         <w:t xml:space="preserve">prove it measures the RIGHT property. A correctly-needled census of the</w:t>
       </w:r>
       <w:r>
-        <w:rPr>
-          <w:lang w:val="en"/>
-        </w:rPr>
-        <w:t xml:space="preserve"> </w:t>
-      </w:r>
-      <w:r>
-        <w:rPr>
-          <w:lang w:val="en"/>
-        </w:rPr>
+        <w:t xml:space="preserve"> </w:t>
+      </w:r>
+      <w:r>
         <w:t xml:space="preserve">wrong thing is still the wrong answer.</w:t>
       </w:r>
     </w:p>
@@ -3921,58 +2902,35 @@
       <w:r>
         <w:rPr>
           <w:rStyle w:val="VerbatimChar"/>
-          <w:lang w:val="en"/>
         </w:rPr>
         <w:t xml:space="preserve">mutation_harness.sh</w:t>
       </w:r>
       <w:r>
-        <w:rPr>
-          <w:lang w:val="en"/>
-        </w:rPr>
-        <w:t xml:space="preserve"> </w:t>
-      </w:r>
-      <w:r>
-        <w:rPr>
-          <w:lang w:val="en"/>
-        </w:rPr>
+        <w:t xml:space="preserve"> </w:t>
+      </w:r>
+      <w:r>
         <w:t xml:space="preserve">proves a suite's counts changed under a named edit. That</w:t>
       </w:r>
       <w:r>
-        <w:rPr>
-          <w:lang w:val="en"/>
-        </w:rPr>
-        <w:t xml:space="preserve"> </w:t>
-      </w:r>
-      <w:r>
-        <w:rPr>
-          <w:lang w:val="en"/>
-        </w:rPr>
+        <w:t xml:space="preserve"> </w:t>
+      </w:r>
+      <w:r>
         <w:t xml:space="preserve">the suite therefore guards the</w:t>
       </w:r>
       <w:r>
-        <w:rPr>
-          <w:lang w:val="en"/>
-        </w:rPr>
         <w:t xml:space="preserve"> </w:t>
       </w:r>
       <w:r>
         <w:rPr>
           <w:i/>
           <w:iCs/>
-          <w:lang w:val="en"/>
         </w:rPr>
         <w:t xml:space="preserve">right</w:t>
       </w:r>
       <w:r>
-        <w:rPr>
-          <w:lang w:val="en"/>
-        </w:rPr>
-        <w:t xml:space="preserve"> </w:t>
-      </w:r>
-      <w:r>
-        <w:rPr>
-          <w:lang w:val="en"/>
-        </w:rPr>
+        <w:t xml:space="preserve"> </w:t>
+      </w:r>
+      <w:r>
         <w:t xml:space="preserve">invariant is a judgement, not an output.</w:t>
       </w:r>
     </w:p>
@@ -3983,9 +2941,6 @@
         <w:pStyle w:val="Heading2"/>
       </w:pPr>
       <w:r>
-        <w:rPr>
-          <w:lang w:val="en"/>
-        </w:rPr>
         <w:t xml:space="preserve">Related</w:t>
       </w:r>
     </w:p>
@@ -3998,21 +2953,14 @@
         </w:numPr>
       </w:pPr>
       <w:r>
-        <w:rPr>
-          <w:lang w:val="en"/>
-        </w:rPr>
         <w:t xml:space="preserve">Reference manual:</w:t>
       </w:r>
       <w:r>
-        <w:rPr>
-          <w:lang w:val="en"/>
-        </w:rPr>
-        <w:t xml:space="preserve"> </w:t>
-      </w:r>
-      <w:r>
-        <w:rPr>
-          <w:rStyle w:val="VerbatimChar"/>
-          <w:lang w:val="en"/>
+        <w:t xml:space="preserve"> </w:t>
+      </w:r>
+      <w:r>
+        <w:rPr>
+          <w:rStyle w:val="VerbatimChar"/>
         </w:rPr>
         <w:t xml:space="preserve">constitution/scripts/mechanical/README.md</w:t>
       </w:r>
@@ -4028,20 +2976,13 @@
       <w:r>
         <w:rPr>
           <w:rStyle w:val="VerbatimChar"/>
-          <w:lang w:val="en"/>
         </w:rPr>
         <w:t xml:space="preserve">constitution/Constitution.md</w:t>
       </w:r>
       <w:r>
-        <w:rPr>
-          <w:lang w:val="en"/>
-        </w:rPr>
-        <w:t xml:space="preserve"> </w:t>
-      </w:r>
-      <w:r>
-        <w:rPr>
-          <w:lang w:val="en"/>
-        </w:rPr>
+        <w:t xml:space="preserve"> </w:t>
+      </w:r>
+      <w:r>
         <w:t xml:space="preserve">§11.4.274, §11.4.273, §11.4.201, §11.4.84, §11.4.174</w:t>
       </w:r>
     </w:p>
@@ -4338,8 +3279,8 @@
     </w:pPr>
     <w:rPr>
       <w:rFonts w:asciiTheme="majorHAnsi" w:cstheme="majorBidi" w:eastAsiaTheme="majorEastAsia" w:hAnsiTheme="majorHAnsi"/>
-      <w:sz w:val="56"/>
-      <w:szCs w:val="56"/>
+      <w:sz w:val="40"/>
+      <w:szCs w:val="40"/>
     </w:rPr>
   </w:style>
   <w:style w:customStyle="1" w:styleId="TitleChar" w:type="character">
@@ -4473,8 +3414,8 @@
     <w:rPr>
       <w:rFonts w:asciiTheme="majorHAnsi" w:cstheme="majorBidi" w:eastAsiaTheme="majorEastAsia" w:hAnsiTheme="majorHAnsi"/>
       <w:color w:themeColor="accent1" w:themeShade="BF" w:val="0F4761"/>
-      <w:sz w:val="40"/>
-      <w:szCs w:val="40"/>
+      <w:sz w:val="32"/>
+      <w:szCs w:val="32"/>
     </w:rPr>
   </w:style>
   <w:style w:styleId="Heading2" w:type="paragraph">
@@ -4496,8 +3437,8 @@
     <w:rPr>
       <w:rFonts w:asciiTheme="majorHAnsi" w:cstheme="majorBidi" w:eastAsiaTheme="majorEastAsia" w:hAnsiTheme="majorHAnsi"/>
       <w:color w:themeColor="accent1" w:themeShade="BF" w:val="0F4761"/>
-      <w:sz w:val="32"/>
-      <w:szCs w:val="32"/>
+      <w:sz w:val="26"/>
+      <w:szCs w:val="26"/>
     </w:rPr>
   </w:style>
   <w:style w:styleId="Heading3" w:type="paragraph">
@@ -4519,8 +3460,8 @@
     <w:rPr>
       <w:rFonts w:cstheme="majorBidi" w:eastAsiaTheme="majorEastAsia"/>
       <w:color w:themeColor="accent1" w:themeShade="BF" w:val="0F4761"/>
-      <w:sz w:val="28"/>
-      <w:szCs w:val="28"/>
+      <w:sz w:val="24"/>
+      <w:szCs w:val="24"/>
     </w:rPr>
   </w:style>
   <w:style w:styleId="Heading4" w:type="paragraph">
@@ -4540,6 +3481,8 @@
       <w:outlineLvl w:val="3"/>
     </w:pPr>
     <w:rPr>
+      <w:sz w:val="22"/>
+      <w:szCs w:val="22"/>
       <w:rFonts w:cstheme="majorBidi" w:eastAsiaTheme="majorEastAsia"/>
       <w:i/>
       <w:iCs/>
